--- a/Front Matter/Front Matter_v6c.docx
+++ b/Front Matter/Front Matter_v6c.docx
@@ -19,8 +19,8 @@
         <w:rPr>
           <w:rFonts w:ascii="Noto Serif SC" w:eastAsia="Noto Serif SC" w:hAnsi="Noto Serif SC" w:cs="Noto Serif"/>
           <w:b/>
-          <w:sz w:val="180"/>
-          <w:szCs w:val="180"/>
+          <w:sz w:val="160"/>
+          <w:szCs w:val="160"/>
           <w:lang w:val="en-US" w:eastAsia="zh-TW"/>
         </w:rPr>
       </w:pPr>
@@ -28,8 +28,8 @@
         <w:rPr>
           <w:rFonts w:ascii="Noto Serif SC" w:eastAsia="Noto Serif SC" w:hAnsi="Noto Serif SC" w:cs="Noto Serif" w:hint="eastAsia"/>
           <w:b/>
-          <w:sz w:val="180"/>
-          <w:szCs w:val="180"/>
+          <w:sz w:val="160"/>
+          <w:szCs w:val="160"/>
           <w:lang w:val="en-US"/>
         </w:rPr>
         <w:t>狮城漫步</w:t>
@@ -40,8 +40,8 @@
         <w:rPr>
           <w:rFonts w:ascii="Noto Serif SC" w:eastAsia="Noto Serif SC" w:hAnsi="Noto Serif SC" w:cs="Noto Serif"/>
           <w:b/>
-          <w:sz w:val="144"/>
-          <w:szCs w:val="144"/>
+          <w:sz w:val="96"/>
+          <w:szCs w:val="96"/>
           <w:lang w:val="en-GB"/>
         </w:rPr>
       </w:pPr>
@@ -49,8 +49,8 @@
         <w:rPr>
           <w:rFonts w:ascii="Noto Serif SC" w:eastAsia="Noto Serif SC" w:hAnsi="Noto Serif SC" w:cs="Noto Serif"/>
           <w:b/>
-          <w:sz w:val="144"/>
-          <w:szCs w:val="144"/>
+          <w:sz w:val="96"/>
+          <w:szCs w:val="96"/>
         </w:rPr>
         <w:t>A Stroll in the Lion City</w:t>
       </w:r>
@@ -319,8 +319,8 @@
         <w:rPr>
           <w:rFonts w:ascii="Noto Serif SC" w:eastAsia="Noto Serif SC" w:hAnsi="Noto Serif SC" w:cs="Noto Serif"/>
           <w:b/>
-          <w:sz w:val="180"/>
-          <w:szCs w:val="180"/>
+          <w:sz w:val="60"/>
+          <w:szCs w:val="60"/>
           <w:lang w:val="en-US" w:eastAsia="zh-TW"/>
         </w:rPr>
       </w:pPr>
@@ -328,29 +328,89 @@
         <w:rPr>
           <w:rFonts w:ascii="Noto Serif SC" w:eastAsia="Noto Serif SC" w:hAnsi="Noto Serif SC" w:cs="Noto Serif" w:hint="eastAsia"/>
           <w:b/>
-          <w:sz w:val="180"/>
-          <w:szCs w:val="180"/>
-          <w:lang w:val="en-US"/>
-        </w:rPr>
-        <w:t>狮城漫步</w:t>
-      </w:r>
-    </w:p>
-    <w:p>
-      <w:pPr>
+          <w:sz w:val="60"/>
+          <w:szCs w:val="60"/>
+          <w:lang w:val="en-US"/>
+        </w:rPr>
+        <w:t>狮</w:t>
+      </w:r>
+      <w:r>
         <w:rPr>
           <w:rFonts w:ascii="Noto Serif SC" w:eastAsia="Noto Serif SC" w:hAnsi="Noto Serif SC" w:cs="Noto Serif"/>
           <w:b/>
-          <w:sz w:val="144"/>
-          <w:szCs w:val="144"/>
-          <w:lang w:val="en-GB"/>
-        </w:rPr>
-      </w:pPr>
-      <w:r>
-        <w:rPr>
-          <w:rFonts w:ascii="Noto Serif SC" w:eastAsia="Noto Serif SC" w:hAnsi="Noto Serif SC" w:cs="Noto Serif"/>
+          <w:sz w:val="60"/>
+          <w:szCs w:val="60"/>
+          <w:lang w:val="en-US"/>
+        </w:rPr>
+        <w:t xml:space="preserve"> </w:t>
+      </w:r>
+      <w:r>
+        <w:rPr>
+          <w:rFonts w:ascii="Noto Serif SC" w:eastAsia="Noto Serif SC" w:hAnsi="Noto Serif SC" w:cs="Noto Serif" w:hint="eastAsia"/>
           <w:b/>
-          <w:sz w:val="144"/>
-          <w:szCs w:val="144"/>
+          <w:sz w:val="60"/>
+          <w:szCs w:val="60"/>
+          <w:lang w:val="en-US"/>
+        </w:rPr>
+        <w:t>城</w:t>
+      </w:r>
+      <w:r>
+        <w:rPr>
+          <w:rFonts w:ascii="Noto Serif SC" w:eastAsia="Noto Serif SC" w:hAnsi="Noto Serif SC" w:cs="Noto Serif"/>
+          <w:b/>
+          <w:sz w:val="60"/>
+          <w:szCs w:val="60"/>
+          <w:lang w:val="en-US"/>
+        </w:rPr>
+        <w:t xml:space="preserve"> </w:t>
+      </w:r>
+      <w:r>
+        <w:rPr>
+          <w:rFonts w:ascii="Noto Serif SC" w:eastAsia="Noto Serif SC" w:hAnsi="Noto Serif SC" w:cs="Noto Serif" w:hint="eastAsia"/>
+          <w:b/>
+          <w:sz w:val="60"/>
+          <w:szCs w:val="60"/>
+          <w:lang w:val="en-US"/>
+        </w:rPr>
+        <w:t>漫</w:t>
+      </w:r>
+      <w:r>
+        <w:rPr>
+          <w:rFonts w:ascii="Noto Serif SC" w:eastAsia="Noto Serif SC" w:hAnsi="Noto Serif SC" w:cs="Noto Serif"/>
+          <w:b/>
+          <w:sz w:val="60"/>
+          <w:szCs w:val="60"/>
+          <w:lang w:val="en-US"/>
+        </w:rPr>
+        <w:t xml:space="preserve"> </w:t>
+      </w:r>
+      <w:r>
+        <w:rPr>
+          <w:rFonts w:ascii="Noto Serif SC" w:eastAsia="Noto Serif SC" w:hAnsi="Noto Serif SC" w:cs="Noto Serif" w:hint="eastAsia"/>
+          <w:b/>
+          <w:sz w:val="60"/>
+          <w:szCs w:val="60"/>
+          <w:lang w:val="en-US"/>
+        </w:rPr>
+        <w:t>步</w:t>
+      </w:r>
+    </w:p>
+    <w:p>
+      <w:pPr>
+        <w:rPr>
+          <w:rFonts w:ascii="Noto Serif SC" w:eastAsia="Noto Serif SC" w:hAnsi="Noto Serif SC" w:cs="Noto Serif"/>
+          <w:b/>
+          <w:sz w:val="56"/>
+          <w:szCs w:val="96"/>
+          <w:lang w:val="en-GB"/>
+        </w:rPr>
+      </w:pPr>
+      <w:r>
+        <w:rPr>
+          <w:rFonts w:ascii="Noto Serif SC" w:eastAsia="Noto Serif SC" w:hAnsi="Noto Serif SC" w:cs="Noto Serif"/>
+          <w:b/>
+          <w:sz w:val="56"/>
+          <w:szCs w:val="96"/>
         </w:rPr>
         <w:t>A Stroll in the Lion City</w:t>
       </w:r>
@@ -360,16 +420,16 @@
         <w:spacing w:before="400"/>
         <w:rPr>
           <w:rFonts w:ascii="Noto Serif SC" w:eastAsia="Noto Serif SC" w:hAnsi="Noto Serif SC" w:cs="Noto Serif"/>
-          <w:sz w:val="40"/>
-          <w:szCs w:val="96"/>
-          <w:lang w:val="en-US"/>
-        </w:rPr>
-      </w:pPr>
-      <w:r>
-        <w:rPr>
-          <w:rFonts w:ascii="Noto Serif SC" w:eastAsia="Noto Serif SC" w:hAnsi="Noto Serif SC" w:cs="Noto Serif" w:hint="eastAsia"/>
-          <w:sz w:val="40"/>
-          <w:szCs w:val="96"/>
+          <w:sz w:val="36"/>
+          <w:szCs w:val="72"/>
+          <w:lang w:val="en-US"/>
+        </w:rPr>
+      </w:pPr>
+      <w:r>
+        <w:rPr>
+          <w:rFonts w:ascii="Noto Serif SC" w:eastAsia="Noto Serif SC" w:hAnsi="Noto Serif SC" w:cs="Noto Serif" w:hint="eastAsia"/>
+          <w:sz w:val="36"/>
+          <w:szCs w:val="72"/>
         </w:rPr>
         <w:t>为华乐团而作</w:t>
       </w:r>
@@ -389,7 +449,15 @@
           <w:sz w:val="32"/>
           <w:szCs w:val="56"/>
         </w:rPr>
-        <w:t>for Chinese Orchestra</w:t>
+        <w:t>f</w:t>
+      </w:r>
+      <w:r>
+        <w:rPr>
+          <w:rFonts w:ascii="Noto Serif SC" w:eastAsia="Noto Serif SC" w:hAnsi="Noto Serif SC" w:cs="Noto Serif"/>
+          <w:sz w:val="32"/>
+          <w:szCs w:val="56"/>
+        </w:rPr>
+        <w:t>or Chinese Orchestra</w:t>
       </w:r>
     </w:p>
     <w:p>
@@ -1174,6 +1242,7 @@
     <w:p>
       <w:pPr>
         <w:spacing w:after="640"/>
+        <w:jc w:val="right"/>
         <w:rPr>
           <w:rFonts w:ascii="Noto Serif SC" w:eastAsia="Noto Serif SC" w:hAnsi="Noto Serif SC" w:cs="Noto Serif"/>
           <w:b/>
@@ -1422,7 +1491,1788 @@
     </w:p>
     <w:p>
       <w:pPr>
+        <w:spacing w:after="640"/>
+        <w:rPr>
+          <w:rFonts w:ascii="Noto Serif SC" w:eastAsia="Noto Serif SC" w:hAnsi="Noto Serif SC" w:cs="Noto Serif"/>
+          <w:b/>
+          <w:sz w:val="44"/>
+          <w:szCs w:val="44"/>
+        </w:rPr>
+      </w:pPr>
+      <w:r>
+        <w:rPr>
+          <w:rFonts w:ascii="Noto Serif SC" w:eastAsia="Noto Serif SC" w:hAnsi="Noto Serif SC" w:cs="Noto Serif" w:hint="eastAsia"/>
+          <w:b/>
+          <w:sz w:val="44"/>
+          <w:szCs w:val="44"/>
+        </w:rPr>
+        <w:lastRenderedPageBreak/>
+        <w:t>编制</w:t>
+      </w:r>
+      <w:r>
+        <w:rPr>
+          <w:rFonts w:ascii="Noto Serif SC" w:eastAsia="Noto Serif SC" w:hAnsi="Noto Serif SC" w:cs="Noto Serif"/>
+          <w:b/>
+          <w:sz w:val="44"/>
+          <w:szCs w:val="44"/>
+        </w:rPr>
+        <w:t>Instrumentation</w:t>
+      </w:r>
+    </w:p>
+    <w:p>
+      <w:pPr>
+        <w:rPr>
+          <w:rFonts w:ascii="Noto Serif SC" w:eastAsia="Noto Serif SC" w:hAnsi="Noto Serif SC" w:cs="Noto Serif"/>
+          <w:sz w:val="24"/>
+          <w:szCs w:val="24"/>
+          <w:lang w:val="en-GB"/>
+        </w:rPr>
+      </w:pPr>
+      <w:r>
+        <w:rPr>
+          <w:rFonts w:ascii="Noto Serif SC" w:eastAsia="Noto Serif SC" w:hAnsi="Noto Serif SC" w:cs="Noto Serif"/>
+          <w:sz w:val="24"/>
+          <w:szCs w:val="24"/>
+          <w:lang w:val="en-GB"/>
+        </w:rPr>
+        <w:t xml:space="preserve">2 </w:t>
+      </w:r>
+      <w:r>
+        <w:rPr>
+          <w:rFonts w:ascii="Noto Serif SC" w:eastAsia="Noto Serif SC" w:hAnsi="Noto Serif SC" w:cs="Noto Serif" w:hint="eastAsia"/>
+          <w:sz w:val="24"/>
+          <w:szCs w:val="24"/>
+          <w:lang w:val="en-GB"/>
+        </w:rPr>
+        <w:t>梆笛</w:t>
+      </w:r>
+      <w:r>
+        <w:rPr>
+          <w:rFonts w:ascii="Noto Serif SC" w:eastAsia="Noto Serif SC" w:hAnsi="Noto Serif SC" w:cs="Noto Serif"/>
+          <w:sz w:val="24"/>
+          <w:szCs w:val="24"/>
+          <w:lang w:val="en-GB"/>
+        </w:rPr>
+        <w:t xml:space="preserve"> </w:t>
+      </w:r>
+      <w:r>
+        <w:rPr>
+          <w:rFonts w:ascii="Noto Serif SC" w:eastAsia="Noto Serif SC" w:hAnsi="Noto Serif SC" w:cs="Noto Serif"/>
+          <w:sz w:val="24"/>
+          <w:szCs w:val="24"/>
+          <w:lang w:val="en-GB"/>
+        </w:rPr>
+        <w:t>2</w:t>
+      </w:r>
+      <w:r>
+        <w:rPr>
+          <w:rFonts w:ascii="Noto Serif SC" w:eastAsia="Noto Serif SC" w:hAnsi="Noto Serif SC" w:cs="Noto Serif"/>
+          <w:sz w:val="24"/>
+          <w:szCs w:val="24"/>
+          <w:lang w:val="en-GB"/>
+        </w:rPr>
+        <w:t xml:space="preserve"> </w:t>
+      </w:r>
+      <w:proofErr w:type="spellStart"/>
+      <w:r>
+        <w:rPr>
+          <w:rFonts w:ascii="Noto Serif SC" w:eastAsia="Noto Serif SC" w:hAnsi="Noto Serif SC" w:cs="Noto Serif"/>
+          <w:sz w:val="24"/>
+          <w:szCs w:val="24"/>
+          <w:lang w:val="en-GB"/>
+        </w:rPr>
+        <w:t>Bangdi</w:t>
+      </w:r>
+      <w:proofErr w:type="spellEnd"/>
+    </w:p>
+    <w:p>
+      <w:pPr>
+        <w:rPr>
+          <w:rFonts w:ascii="Noto Serif SC" w:eastAsia="Noto Serif SC" w:hAnsi="Noto Serif SC" w:cs="Noto Serif"/>
+          <w:sz w:val="24"/>
+          <w:szCs w:val="24"/>
+          <w:lang w:val="en-US"/>
+        </w:rPr>
+      </w:pPr>
+      <w:r>
+        <w:rPr>
+          <w:rFonts w:ascii="Noto Serif SC" w:eastAsia="Noto Serif SC" w:hAnsi="Noto Serif SC" w:cs="Noto Serif"/>
+          <w:sz w:val="24"/>
+          <w:szCs w:val="24"/>
+          <w:lang w:val="en-US"/>
+        </w:rPr>
+        <w:t xml:space="preserve">1 </w:t>
+      </w:r>
+      <w:r>
+        <w:rPr>
+          <w:rFonts w:ascii="Noto Serif SC" w:eastAsia="Noto Serif SC" w:hAnsi="Noto Serif SC" w:cs="Noto Serif" w:hint="eastAsia"/>
+          <w:sz w:val="24"/>
+          <w:szCs w:val="24"/>
+          <w:lang w:val="en-US"/>
+        </w:rPr>
+        <w:t>曲笛</w:t>
+      </w:r>
+      <w:r>
+        <w:rPr>
+          <w:rFonts w:ascii="Noto Serif SC" w:eastAsia="Noto Serif SC" w:hAnsi="Noto Serif SC" w:cs="Noto Serif"/>
+          <w:sz w:val="24"/>
+          <w:szCs w:val="24"/>
+          <w:lang w:val="en-US"/>
+        </w:rPr>
+        <w:t xml:space="preserve"> </w:t>
+      </w:r>
+      <w:r>
+        <w:rPr>
+          <w:rFonts w:ascii="Noto Serif SC" w:eastAsia="Noto Serif SC" w:hAnsi="Noto Serif SC" w:cs="Noto Serif"/>
+          <w:sz w:val="24"/>
+          <w:szCs w:val="24"/>
+          <w:lang w:val="en-US"/>
+        </w:rPr>
+        <w:t xml:space="preserve">1 </w:t>
+      </w:r>
+      <w:proofErr w:type="spellStart"/>
+      <w:r>
+        <w:rPr>
+          <w:rFonts w:ascii="Noto Serif SC" w:eastAsia="Noto Serif SC" w:hAnsi="Noto Serif SC" w:cs="Noto Serif"/>
+          <w:sz w:val="24"/>
+          <w:szCs w:val="24"/>
+          <w:lang w:val="en-US"/>
+        </w:rPr>
+        <w:t>Qudi</w:t>
+      </w:r>
+      <w:proofErr w:type="spellEnd"/>
+    </w:p>
+    <w:p>
+      <w:pPr>
+        <w:rPr>
+          <w:rFonts w:ascii="Noto Serif SC" w:eastAsia="Noto Serif SC" w:hAnsi="Noto Serif SC" w:cs="Noto Serif"/>
+          <w:sz w:val="24"/>
+          <w:szCs w:val="24"/>
+          <w:lang w:val="en-GB"/>
+        </w:rPr>
+      </w:pPr>
+      <w:r>
+        <w:rPr>
+          <w:rFonts w:ascii="Noto Serif SC" w:eastAsia="Noto Serif SC" w:hAnsi="Noto Serif SC" w:cs="Noto Serif"/>
+          <w:sz w:val="24"/>
+          <w:szCs w:val="24"/>
+          <w:lang w:val="en-GB"/>
+        </w:rPr>
+        <w:t xml:space="preserve">2 </w:t>
+      </w:r>
+      <w:r>
+        <w:rPr>
+          <w:rFonts w:ascii="Noto Serif SC" w:eastAsia="Noto Serif SC" w:hAnsi="Noto Serif SC" w:cs="Noto Serif" w:hint="eastAsia"/>
+          <w:sz w:val="24"/>
+          <w:szCs w:val="24"/>
+          <w:lang w:val="en-GB"/>
+        </w:rPr>
+        <w:t>新笛</w:t>
+      </w:r>
+      <w:r>
+        <w:rPr>
+          <w:rFonts w:ascii="Noto Serif SC" w:eastAsia="Noto Serif SC" w:hAnsi="Noto Serif SC" w:cs="Noto Serif"/>
+          <w:sz w:val="24"/>
+          <w:szCs w:val="24"/>
+          <w:lang w:val="en-GB"/>
+        </w:rPr>
+        <w:t xml:space="preserve"> </w:t>
+      </w:r>
+      <w:r>
+        <w:rPr>
+          <w:rFonts w:ascii="Noto Serif SC" w:eastAsia="Noto Serif SC" w:hAnsi="Noto Serif SC" w:cs="Noto Serif"/>
+          <w:sz w:val="24"/>
+          <w:szCs w:val="24"/>
+          <w:lang w:val="en-GB"/>
+        </w:rPr>
+        <w:t xml:space="preserve">2 </w:t>
+      </w:r>
+      <w:proofErr w:type="spellStart"/>
+      <w:r>
+        <w:rPr>
+          <w:rFonts w:ascii="Noto Serif SC" w:eastAsia="Noto Serif SC" w:hAnsi="Noto Serif SC" w:cs="Noto Serif"/>
+          <w:sz w:val="24"/>
+          <w:szCs w:val="24"/>
+          <w:lang w:val="en-GB"/>
+        </w:rPr>
+        <w:t>Xindi</w:t>
+      </w:r>
+      <w:proofErr w:type="spellEnd"/>
+    </w:p>
+    <w:p>
+      <w:pPr>
+        <w:rPr>
+          <w:rFonts w:ascii="Noto Serif SC" w:eastAsia="Noto Serif SC" w:hAnsi="Noto Serif SC" w:cs="Noto Serif"/>
+          <w:sz w:val="24"/>
+          <w:szCs w:val="24"/>
+          <w:lang w:val="en-GB"/>
+        </w:rPr>
+      </w:pPr>
+    </w:p>
+    <w:p>
+      <w:pPr>
+        <w:rPr>
+          <w:rFonts w:ascii="Noto Serif SC" w:eastAsia="Noto Serif SC" w:hAnsi="Noto Serif SC" w:cs="Noto Serif"/>
+          <w:sz w:val="24"/>
+          <w:szCs w:val="24"/>
+          <w:lang w:val="en-GB"/>
+        </w:rPr>
+      </w:pPr>
+      <w:r>
+        <w:rPr>
+          <w:rFonts w:ascii="Noto Serif SC" w:eastAsia="Noto Serif SC" w:hAnsi="Noto Serif SC" w:cs="Noto Serif"/>
+          <w:sz w:val="24"/>
+          <w:szCs w:val="24"/>
+          <w:lang w:val="en-GB"/>
+        </w:rPr>
+        <w:t xml:space="preserve">2 </w:t>
+      </w:r>
+      <w:r>
+        <w:rPr>
+          <w:rFonts w:ascii="Noto Serif SC" w:eastAsia="Noto Serif SC" w:hAnsi="Noto Serif SC" w:cs="Noto Serif" w:hint="eastAsia"/>
+          <w:sz w:val="24"/>
+          <w:szCs w:val="24"/>
+          <w:lang w:val="en-GB"/>
+        </w:rPr>
+        <w:t>高音笙</w:t>
+      </w:r>
+      <w:r>
+        <w:rPr>
+          <w:rFonts w:ascii="Noto Serif SC" w:eastAsia="Noto Serif SC" w:hAnsi="Noto Serif SC" w:cs="Noto Serif"/>
+          <w:sz w:val="24"/>
+          <w:szCs w:val="24"/>
+          <w:lang w:val="en-GB"/>
+        </w:rPr>
+        <w:t xml:space="preserve"> </w:t>
+      </w:r>
+      <w:r>
+        <w:rPr>
+          <w:rFonts w:ascii="Noto Serif SC" w:eastAsia="Noto Serif SC" w:hAnsi="Noto Serif SC" w:cs="Noto Serif"/>
+          <w:sz w:val="24"/>
+          <w:szCs w:val="24"/>
+          <w:lang w:val="en-GB"/>
+        </w:rPr>
+        <w:t xml:space="preserve">2 </w:t>
+      </w:r>
+      <w:proofErr w:type="spellStart"/>
+      <w:r>
+        <w:rPr>
+          <w:rFonts w:ascii="Noto Serif SC" w:eastAsia="Noto Serif SC" w:hAnsi="Noto Serif SC" w:cs="Noto Serif"/>
+          <w:sz w:val="24"/>
+          <w:szCs w:val="24"/>
+          <w:lang w:val="en-GB"/>
+        </w:rPr>
+        <w:t>Gaoyin</w:t>
+      </w:r>
+      <w:proofErr w:type="spellEnd"/>
+      <w:r>
+        <w:rPr>
+          <w:rFonts w:ascii="Noto Serif SC" w:eastAsia="Noto Serif SC" w:hAnsi="Noto Serif SC" w:cs="Noto Serif"/>
+          <w:sz w:val="24"/>
+          <w:szCs w:val="24"/>
+          <w:lang w:val="en-GB"/>
+        </w:rPr>
+        <w:t xml:space="preserve"> </w:t>
+      </w:r>
+      <w:r>
+        <w:rPr>
+          <w:rFonts w:ascii="Noto Serif SC" w:eastAsia="Noto Serif SC" w:hAnsi="Noto Serif SC" w:cs="Noto Serif"/>
+          <w:sz w:val="24"/>
+          <w:szCs w:val="24"/>
+          <w:lang w:val="en-GB"/>
+        </w:rPr>
+        <w:t>Sheng</w:t>
+      </w:r>
+    </w:p>
+    <w:p>
+      <w:pPr>
+        <w:rPr>
+          <w:rFonts w:ascii="Noto Serif SC" w:eastAsia="Noto Serif SC" w:hAnsi="Noto Serif SC" w:cs="Noto Serif"/>
+          <w:sz w:val="24"/>
+          <w:szCs w:val="24"/>
+          <w:lang w:val="en-GB"/>
+        </w:rPr>
+      </w:pPr>
+      <w:r>
+        <w:rPr>
+          <w:rFonts w:ascii="Noto Serif SC" w:eastAsia="Noto Serif SC" w:hAnsi="Noto Serif SC" w:cs="Noto Serif"/>
+          <w:sz w:val="24"/>
+          <w:szCs w:val="24"/>
+          <w:lang w:val="en-GB"/>
+        </w:rPr>
+        <w:t>1</w:t>
+      </w:r>
+      <w:r>
+        <w:rPr>
+          <w:rFonts w:ascii="Noto Serif SC" w:eastAsia="Noto Serif SC" w:hAnsi="Noto Serif SC" w:cs="Noto Serif" w:hint="eastAsia"/>
+          <w:sz w:val="24"/>
+          <w:szCs w:val="24"/>
+          <w:lang w:val="en-GB"/>
+        </w:rPr>
+        <w:t>中音笙</w:t>
+      </w:r>
+      <w:r>
+        <w:rPr>
+          <w:rFonts w:ascii="Noto Serif SC" w:eastAsia="Noto Serif SC" w:hAnsi="Noto Serif SC" w:cs="Noto Serif"/>
+          <w:sz w:val="24"/>
+          <w:szCs w:val="24"/>
+          <w:lang w:val="en-GB"/>
+        </w:rPr>
+        <w:t xml:space="preserve"> </w:t>
+      </w:r>
+      <w:r>
+        <w:rPr>
+          <w:rFonts w:ascii="Noto Serif SC" w:eastAsia="Noto Serif SC" w:hAnsi="Noto Serif SC" w:cs="Noto Serif"/>
+          <w:sz w:val="24"/>
+          <w:szCs w:val="24"/>
+          <w:lang w:val="en-GB"/>
+        </w:rPr>
+        <w:t xml:space="preserve">1 </w:t>
+      </w:r>
+      <w:proofErr w:type="spellStart"/>
+      <w:r>
+        <w:rPr>
+          <w:rFonts w:ascii="Noto Serif SC" w:eastAsia="Noto Serif SC" w:hAnsi="Noto Serif SC" w:cs="Noto Serif"/>
+          <w:sz w:val="24"/>
+          <w:szCs w:val="24"/>
+          <w:lang w:val="en-GB"/>
+        </w:rPr>
+        <w:t>Zhongyin</w:t>
+      </w:r>
+      <w:proofErr w:type="spellEnd"/>
+      <w:r>
+        <w:rPr>
+          <w:rFonts w:ascii="Noto Serif SC" w:eastAsia="Noto Serif SC" w:hAnsi="Noto Serif SC" w:cs="Noto Serif"/>
+          <w:sz w:val="24"/>
+          <w:szCs w:val="24"/>
+          <w:lang w:val="en-GB"/>
+        </w:rPr>
+        <w:t xml:space="preserve"> Sheng</w:t>
+      </w:r>
+    </w:p>
+    <w:p>
+      <w:pPr>
+        <w:rPr>
+          <w:rFonts w:ascii="Noto Serif SC" w:eastAsia="Noto Serif SC" w:hAnsi="Noto Serif SC" w:cs="Noto Serif"/>
+          <w:sz w:val="24"/>
+          <w:szCs w:val="24"/>
+          <w:lang w:val="en-GB"/>
+        </w:rPr>
+      </w:pPr>
+      <w:r>
+        <w:rPr>
+          <w:rFonts w:ascii="Noto Serif SC" w:eastAsia="Noto Serif SC" w:hAnsi="Noto Serif SC" w:cs="Noto Serif"/>
+          <w:sz w:val="24"/>
+          <w:szCs w:val="24"/>
+          <w:lang w:val="en-GB"/>
+        </w:rPr>
+        <w:t>1</w:t>
+      </w:r>
+      <w:r>
+        <w:rPr>
+          <w:rFonts w:ascii="Noto Serif SC" w:eastAsia="Noto Serif SC" w:hAnsi="Noto Serif SC" w:cs="Noto Serif" w:hint="eastAsia"/>
+          <w:sz w:val="24"/>
+          <w:szCs w:val="24"/>
+          <w:lang w:val="en-GB"/>
+        </w:rPr>
+        <w:t>低音笙</w:t>
+      </w:r>
+      <w:r>
+        <w:rPr>
+          <w:rFonts w:ascii="Noto Serif SC" w:eastAsia="Noto Serif SC" w:hAnsi="Noto Serif SC" w:cs="Noto Serif"/>
+          <w:sz w:val="24"/>
+          <w:szCs w:val="24"/>
+          <w:lang w:val="en-GB"/>
+        </w:rPr>
+        <w:t xml:space="preserve"> </w:t>
+      </w:r>
+      <w:r>
+        <w:rPr>
+          <w:rFonts w:ascii="Noto Serif SC" w:eastAsia="Noto Serif SC" w:hAnsi="Noto Serif SC" w:cs="Noto Serif"/>
+          <w:sz w:val="24"/>
+          <w:szCs w:val="24"/>
+          <w:lang w:val="en-GB"/>
+        </w:rPr>
+        <w:t xml:space="preserve">1 </w:t>
+      </w:r>
+      <w:proofErr w:type="spellStart"/>
+      <w:r>
+        <w:rPr>
+          <w:rFonts w:ascii="Noto Serif SC" w:eastAsia="Noto Serif SC" w:hAnsi="Noto Serif SC" w:cs="Noto Serif"/>
+          <w:sz w:val="24"/>
+          <w:szCs w:val="24"/>
+          <w:lang w:val="en-GB"/>
+        </w:rPr>
+        <w:t>Diyin</w:t>
+      </w:r>
+      <w:proofErr w:type="spellEnd"/>
+      <w:r>
+        <w:rPr>
+          <w:rFonts w:ascii="Noto Serif SC" w:eastAsia="Noto Serif SC" w:hAnsi="Noto Serif SC" w:cs="Noto Serif"/>
+          <w:sz w:val="24"/>
+          <w:szCs w:val="24"/>
+          <w:lang w:val="en-GB"/>
+        </w:rPr>
+        <w:t xml:space="preserve"> Sheng</w:t>
+      </w:r>
+    </w:p>
+    <w:p>
+      <w:pPr>
+        <w:rPr>
+          <w:rFonts w:ascii="Noto Serif SC" w:eastAsia="Noto Serif SC" w:hAnsi="Noto Serif SC" w:cs="Noto Serif"/>
+          <w:sz w:val="24"/>
+          <w:szCs w:val="24"/>
+          <w:lang w:val="en-US"/>
+        </w:rPr>
+      </w:pPr>
+    </w:p>
+    <w:p>
+      <w:pPr>
+        <w:rPr>
+          <w:rFonts w:ascii="Noto Serif SC" w:eastAsia="Noto Serif SC" w:hAnsi="Noto Serif SC" w:cs="Noto Serif"/>
+          <w:sz w:val="24"/>
+          <w:szCs w:val="24"/>
+          <w:lang w:val="en-GB"/>
+        </w:rPr>
+      </w:pPr>
+      <w:r>
+        <w:rPr>
+          <w:rFonts w:ascii="Noto Serif SC" w:eastAsia="Noto Serif SC" w:hAnsi="Noto Serif SC" w:cs="Noto Serif"/>
+          <w:sz w:val="24"/>
+          <w:szCs w:val="24"/>
+          <w:lang w:val="en-GB"/>
+        </w:rPr>
+        <w:t xml:space="preserve">2 </w:t>
+      </w:r>
+      <w:r>
+        <w:rPr>
+          <w:rFonts w:ascii="Noto Serif SC" w:eastAsia="Noto Serif SC" w:hAnsi="Noto Serif SC" w:cs="Noto Serif" w:hint="eastAsia"/>
+          <w:sz w:val="24"/>
+          <w:szCs w:val="24"/>
+          <w:lang w:val="en-GB"/>
+        </w:rPr>
+        <w:t>高音唢</w:t>
+      </w:r>
+      <w:r>
+        <w:rPr>
+          <w:rFonts w:ascii="Noto Serif SC" w:eastAsia="Noto Serif SC" w:hAnsi="Noto Serif SC" w:cs="Noto Serif" w:hint="eastAsia"/>
+          <w:sz w:val="24"/>
+          <w:szCs w:val="24"/>
+          <w:lang w:val="en-US"/>
+        </w:rPr>
+        <w:t>吶</w:t>
+      </w:r>
+      <w:r>
+        <w:rPr>
+          <w:rFonts w:ascii="Noto Serif SC" w:eastAsia="Noto Serif SC" w:hAnsi="Noto Serif SC" w:cs="Noto Serif"/>
+          <w:sz w:val="24"/>
+          <w:szCs w:val="24"/>
+          <w:lang w:val="en-GB"/>
+        </w:rPr>
+        <w:t xml:space="preserve">2 </w:t>
+      </w:r>
+      <w:proofErr w:type="spellStart"/>
+      <w:r>
+        <w:rPr>
+          <w:rFonts w:ascii="Noto Serif SC" w:eastAsia="Noto Serif SC" w:hAnsi="Noto Serif SC" w:cs="Noto Serif"/>
+          <w:sz w:val="24"/>
+          <w:szCs w:val="24"/>
+          <w:lang w:val="en-GB"/>
+        </w:rPr>
+        <w:t>Gaoyin</w:t>
+      </w:r>
+      <w:proofErr w:type="spellEnd"/>
+      <w:r>
+        <w:rPr>
+          <w:rFonts w:ascii="Noto Serif SC" w:eastAsia="Noto Serif SC" w:hAnsi="Noto Serif SC" w:cs="Noto Serif"/>
+          <w:sz w:val="24"/>
+          <w:szCs w:val="24"/>
+          <w:lang w:val="en-GB"/>
+        </w:rPr>
+        <w:t xml:space="preserve"> </w:t>
+      </w:r>
+      <w:proofErr w:type="spellStart"/>
+      <w:r>
+        <w:rPr>
+          <w:rFonts w:ascii="Noto Serif SC" w:eastAsia="Noto Serif SC" w:hAnsi="Noto Serif SC" w:cs="Noto Serif"/>
+          <w:sz w:val="24"/>
+          <w:szCs w:val="24"/>
+          <w:lang w:val="en-GB"/>
+        </w:rPr>
+        <w:t>Suona</w:t>
+      </w:r>
+      <w:proofErr w:type="spellEnd"/>
+    </w:p>
+    <w:p>
+      <w:pPr>
+        <w:rPr>
+          <w:rFonts w:ascii="Noto Serif SC" w:eastAsia="Noto Serif SC" w:hAnsi="Noto Serif SC" w:cs="Noto Serif"/>
+          <w:sz w:val="24"/>
+          <w:szCs w:val="24"/>
+          <w:lang w:val="en-US"/>
+        </w:rPr>
+      </w:pPr>
+      <w:r>
+        <w:rPr>
+          <w:rFonts w:ascii="Noto Serif SC" w:eastAsia="Noto Serif SC" w:hAnsi="Noto Serif SC" w:cs="Noto Serif"/>
+          <w:sz w:val="24"/>
+          <w:szCs w:val="24"/>
+          <w:lang w:val="en-US"/>
+        </w:rPr>
+        <w:t>1</w:t>
+      </w:r>
+      <w:r>
+        <w:rPr>
+          <w:rFonts w:ascii="Noto Serif SC" w:eastAsia="Noto Serif SC" w:hAnsi="Noto Serif SC" w:cs="Noto Serif" w:hint="eastAsia"/>
+          <w:sz w:val="24"/>
+          <w:szCs w:val="24"/>
+          <w:lang w:val="en-US"/>
+        </w:rPr>
+        <w:t>中音唢吶</w:t>
+      </w:r>
+      <w:r>
+        <w:rPr>
+          <w:rFonts w:ascii="Noto Serif SC" w:eastAsia="Noto Serif SC" w:hAnsi="Noto Serif SC" w:cs="Noto Serif"/>
+          <w:sz w:val="24"/>
+          <w:szCs w:val="24"/>
+          <w:lang w:val="en-US"/>
+        </w:rPr>
+        <w:t xml:space="preserve"> </w:t>
+      </w:r>
+      <w:proofErr w:type="spellStart"/>
+      <w:r>
+        <w:rPr>
+          <w:rFonts w:ascii="Noto Serif SC" w:eastAsia="Noto Serif SC" w:hAnsi="Noto Serif SC" w:cs="Noto Serif"/>
+          <w:sz w:val="24"/>
+          <w:szCs w:val="24"/>
+          <w:lang w:val="en-US"/>
+        </w:rPr>
+        <w:t>Zhongyin</w:t>
+      </w:r>
+      <w:proofErr w:type="spellEnd"/>
+      <w:r>
+        <w:rPr>
+          <w:rFonts w:ascii="Noto Serif SC" w:eastAsia="Noto Serif SC" w:hAnsi="Noto Serif SC" w:cs="Noto Serif"/>
+          <w:sz w:val="24"/>
+          <w:szCs w:val="24"/>
+          <w:lang w:val="en-US"/>
+        </w:rPr>
+        <w:t xml:space="preserve"> </w:t>
+      </w:r>
+      <w:proofErr w:type="spellStart"/>
+      <w:r>
+        <w:rPr>
+          <w:rFonts w:ascii="Noto Serif SC" w:eastAsia="Noto Serif SC" w:hAnsi="Noto Serif SC" w:cs="Noto Serif"/>
+          <w:sz w:val="24"/>
+          <w:szCs w:val="24"/>
+          <w:lang w:val="en-US"/>
+        </w:rPr>
+        <w:t>Suona</w:t>
+      </w:r>
+      <w:proofErr w:type="spellEnd"/>
+    </w:p>
+    <w:p>
+      <w:pPr>
+        <w:rPr>
+          <w:rFonts w:ascii="Noto Serif SC" w:eastAsia="Noto Serif SC" w:hAnsi="Noto Serif SC" w:cs="Noto Serif"/>
+          <w:sz w:val="24"/>
+          <w:szCs w:val="24"/>
+          <w:lang w:val="en-US"/>
+        </w:rPr>
+      </w:pPr>
+      <w:r>
+        <w:rPr>
+          <w:rFonts w:ascii="Noto Serif SC" w:eastAsia="Noto Serif SC" w:hAnsi="Noto Serif SC" w:cs="Noto Serif"/>
+          <w:sz w:val="24"/>
+          <w:szCs w:val="24"/>
+          <w:lang w:val="en-US"/>
+        </w:rPr>
+        <w:t>1</w:t>
+      </w:r>
+      <w:r>
+        <w:rPr>
+          <w:rFonts w:ascii="Noto Serif SC" w:eastAsia="Noto Serif SC" w:hAnsi="Noto Serif SC" w:cs="Noto Serif" w:hint="eastAsia"/>
+          <w:sz w:val="24"/>
+          <w:szCs w:val="24"/>
+          <w:lang w:val="en-US"/>
+        </w:rPr>
+        <w:t>次中唢吶</w:t>
+      </w:r>
+      <w:r>
+        <w:rPr>
+          <w:rFonts w:ascii="Noto Serif SC" w:eastAsia="Noto Serif SC" w:hAnsi="Noto Serif SC" w:cs="Noto Serif"/>
+          <w:sz w:val="24"/>
+          <w:szCs w:val="24"/>
+          <w:lang w:val="en-US"/>
+        </w:rPr>
+        <w:t xml:space="preserve"> </w:t>
+      </w:r>
+      <w:r>
+        <w:rPr>
+          <w:rFonts w:ascii="Noto Serif SC" w:eastAsia="Noto Serif SC" w:hAnsi="Noto Serif SC" w:cs="Noto Serif"/>
+          <w:sz w:val="24"/>
+          <w:szCs w:val="24"/>
+          <w:lang w:val="en-US"/>
+        </w:rPr>
+        <w:t xml:space="preserve">1 </w:t>
+      </w:r>
+      <w:proofErr w:type="spellStart"/>
+      <w:r>
+        <w:rPr>
+          <w:rFonts w:ascii="Noto Serif SC" w:eastAsia="Noto Serif SC" w:hAnsi="Noto Serif SC" w:cs="Noto Serif"/>
+          <w:sz w:val="24"/>
+          <w:szCs w:val="24"/>
+        </w:rPr>
+        <w:t>Cizhongyin</w:t>
+      </w:r>
+      <w:proofErr w:type="spellEnd"/>
+      <w:r>
+        <w:rPr>
+          <w:rFonts w:ascii="Noto Serif SC" w:eastAsia="Noto Serif SC" w:hAnsi="Noto Serif SC" w:cs="Noto Serif"/>
+          <w:sz w:val="24"/>
+          <w:szCs w:val="24"/>
+        </w:rPr>
+        <w:t xml:space="preserve"> </w:t>
+      </w:r>
+      <w:proofErr w:type="spellStart"/>
+      <w:r>
+        <w:rPr>
+          <w:rFonts w:ascii="Noto Serif SC" w:eastAsia="Noto Serif SC" w:hAnsi="Noto Serif SC" w:cs="Noto Serif"/>
+          <w:sz w:val="24"/>
+          <w:szCs w:val="24"/>
+          <w:lang w:val="en-US"/>
+        </w:rPr>
+        <w:t>Suona</w:t>
+      </w:r>
+      <w:proofErr w:type="spellEnd"/>
+    </w:p>
+    <w:p>
+      <w:pPr>
+        <w:rPr>
+          <w:rFonts w:ascii="Noto Serif SC" w:eastAsia="Noto Serif SC" w:hAnsi="Noto Serif SC" w:cs="Noto Serif"/>
+          <w:sz w:val="24"/>
+          <w:szCs w:val="24"/>
+          <w:lang w:val="en-US"/>
+        </w:rPr>
+      </w:pPr>
+      <w:r>
+        <w:rPr>
+          <w:rFonts w:ascii="Noto Serif SC" w:eastAsia="Noto Serif SC" w:hAnsi="Noto Serif SC" w:cs="Noto Serif"/>
+          <w:sz w:val="24"/>
+          <w:szCs w:val="24"/>
+          <w:lang w:val="en-US"/>
+        </w:rPr>
+        <w:t>1</w:t>
+      </w:r>
+      <w:r>
+        <w:rPr>
+          <w:rFonts w:ascii="Noto Serif SC" w:eastAsia="Noto Serif SC" w:hAnsi="Noto Serif SC" w:cs="Noto Serif" w:hint="eastAsia"/>
+          <w:sz w:val="24"/>
+          <w:szCs w:val="24"/>
+        </w:rPr>
+        <w:t>低音唢吶</w:t>
+      </w:r>
+      <w:r>
+        <w:rPr>
+          <w:rFonts w:ascii="Noto Serif SC" w:eastAsia="Noto Serif SC" w:hAnsi="Noto Serif SC" w:cs="Noto Serif"/>
+          <w:sz w:val="24"/>
+          <w:szCs w:val="24"/>
+        </w:rPr>
+        <w:t xml:space="preserve"> </w:t>
+      </w:r>
+      <w:r>
+        <w:rPr>
+          <w:rFonts w:ascii="Noto Serif SC" w:eastAsia="Noto Serif SC" w:hAnsi="Noto Serif SC" w:cs="Noto Serif"/>
+          <w:sz w:val="24"/>
+          <w:szCs w:val="24"/>
+          <w:lang w:val="en-US"/>
+        </w:rPr>
+        <w:t xml:space="preserve">1 </w:t>
+      </w:r>
+      <w:proofErr w:type="spellStart"/>
+      <w:r>
+        <w:rPr>
+          <w:rFonts w:ascii="Noto Serif SC" w:eastAsia="Noto Serif SC" w:hAnsi="Noto Serif SC" w:cs="Noto Serif"/>
+          <w:sz w:val="24"/>
+          <w:szCs w:val="24"/>
+        </w:rPr>
+        <w:t>Diyin</w:t>
+      </w:r>
+      <w:proofErr w:type="spellEnd"/>
+      <w:r>
+        <w:rPr>
+          <w:rFonts w:ascii="Noto Serif SC" w:eastAsia="Noto Serif SC" w:hAnsi="Noto Serif SC" w:cs="Noto Serif"/>
+          <w:sz w:val="24"/>
+          <w:szCs w:val="24"/>
+        </w:rPr>
+        <w:t xml:space="preserve"> </w:t>
+      </w:r>
+      <w:proofErr w:type="spellStart"/>
+      <w:r>
+        <w:rPr>
+          <w:rFonts w:ascii="Noto Serif SC" w:eastAsia="Noto Serif SC" w:hAnsi="Noto Serif SC" w:cs="Noto Serif"/>
+          <w:sz w:val="24"/>
+          <w:szCs w:val="24"/>
+        </w:rPr>
+        <w:t>Suona</w:t>
+      </w:r>
+      <w:proofErr w:type="spellEnd"/>
+    </w:p>
+    <w:p>
+      <w:pPr>
+        <w:rPr>
+          <w:rFonts w:ascii="Noto Serif SC" w:eastAsia="Noto Serif SC" w:hAnsi="Noto Serif SC" w:cs="Noto Serif"/>
+          <w:sz w:val="24"/>
+          <w:szCs w:val="24"/>
+          <w:lang w:val="en-US"/>
+        </w:rPr>
+      </w:pPr>
+    </w:p>
+    <w:p>
+      <w:pPr>
+        <w:rPr>
+          <w:rFonts w:ascii="Noto Serif SC" w:eastAsia="Noto Serif SC" w:hAnsi="Noto Serif SC" w:cs="Noto Serif"/>
+          <w:sz w:val="24"/>
+          <w:szCs w:val="24"/>
+          <w:lang w:val="en-US"/>
+        </w:rPr>
+      </w:pPr>
+      <w:r>
+        <w:rPr>
+          <w:rFonts w:ascii="Noto Serif SC" w:eastAsia="Noto Serif SC" w:hAnsi="Noto Serif SC" w:cs="Noto Serif"/>
+          <w:sz w:val="24"/>
+          <w:szCs w:val="24"/>
+          <w:lang w:val="en-US"/>
+        </w:rPr>
+        <w:t>2</w:t>
+      </w:r>
+      <w:r>
+        <w:rPr>
+          <w:rFonts w:ascii="Noto Serif SC" w:eastAsia="Noto Serif SC" w:hAnsi="Noto Serif SC" w:cs="Noto Serif" w:hint="eastAsia"/>
+          <w:sz w:val="24"/>
+          <w:szCs w:val="24"/>
+          <w:lang w:val="en-US"/>
+        </w:rPr>
+        <w:t>扬琴</w:t>
+      </w:r>
+      <w:r>
+        <w:rPr>
+          <w:rFonts w:ascii="Noto Serif SC" w:eastAsia="Noto Serif SC" w:hAnsi="Noto Serif SC" w:cs="Noto Serif"/>
+          <w:sz w:val="24"/>
+          <w:szCs w:val="24"/>
+          <w:lang w:val="en-US"/>
+        </w:rPr>
+        <w:t xml:space="preserve"> </w:t>
+      </w:r>
+      <w:r>
+        <w:rPr>
+          <w:rFonts w:ascii="Noto Serif SC" w:eastAsia="Noto Serif SC" w:hAnsi="Noto Serif SC" w:cs="Noto Serif"/>
+          <w:sz w:val="24"/>
+          <w:szCs w:val="24"/>
+          <w:lang w:val="en-US"/>
+        </w:rPr>
+        <w:t xml:space="preserve">2 </w:t>
+      </w:r>
+      <w:r>
+        <w:rPr>
+          <w:rFonts w:ascii="Noto Serif SC" w:eastAsia="Noto Serif SC" w:hAnsi="Noto Serif SC" w:cs="Noto Serif"/>
+          <w:sz w:val="24"/>
+          <w:szCs w:val="24"/>
+          <w:lang w:val="en-US"/>
+        </w:rPr>
+        <w:t>Yangqin</w:t>
+      </w:r>
+    </w:p>
+    <w:p>
+      <w:pPr>
+        <w:rPr>
+          <w:rFonts w:ascii="Noto Serif SC" w:eastAsia="Noto Serif SC" w:hAnsi="Noto Serif SC" w:cs="Noto Serif"/>
+          <w:sz w:val="24"/>
+          <w:szCs w:val="24"/>
+          <w:lang w:val="en-US"/>
+        </w:rPr>
+      </w:pPr>
+      <w:r>
+        <w:rPr>
+          <w:rFonts w:ascii="Noto Serif SC" w:eastAsia="Noto Serif SC" w:hAnsi="Noto Serif SC" w:cs="Noto Serif"/>
+          <w:sz w:val="24"/>
+          <w:szCs w:val="24"/>
+          <w:lang w:val="en-US"/>
+        </w:rPr>
+        <w:t>2</w:t>
+      </w:r>
+      <w:r>
+        <w:rPr>
+          <w:rFonts w:ascii="Noto Serif SC" w:eastAsia="Noto Serif SC" w:hAnsi="Noto Serif SC" w:cs="Noto Serif" w:hint="eastAsia"/>
+          <w:sz w:val="24"/>
+          <w:szCs w:val="24"/>
+          <w:lang w:val="en-US"/>
+        </w:rPr>
+        <w:t>柳琴</w:t>
+      </w:r>
+      <w:r>
+        <w:rPr>
+          <w:rFonts w:ascii="Noto Serif SC" w:eastAsia="Noto Serif SC" w:hAnsi="Noto Serif SC" w:cs="Noto Serif"/>
+          <w:sz w:val="24"/>
+          <w:szCs w:val="24"/>
+          <w:lang w:val="en-US"/>
+        </w:rPr>
+        <w:t xml:space="preserve"> </w:t>
+      </w:r>
+      <w:r>
+        <w:rPr>
+          <w:rFonts w:ascii="Noto Serif SC" w:eastAsia="Noto Serif SC" w:hAnsi="Noto Serif SC" w:cs="Noto Serif"/>
+          <w:sz w:val="24"/>
+          <w:szCs w:val="24"/>
+          <w:lang w:val="en-US"/>
+        </w:rPr>
+        <w:t xml:space="preserve">2 </w:t>
+      </w:r>
+      <w:proofErr w:type="spellStart"/>
+      <w:r>
+        <w:rPr>
+          <w:rFonts w:ascii="Noto Serif SC" w:eastAsia="Noto Serif SC" w:hAnsi="Noto Serif SC" w:cs="Noto Serif"/>
+          <w:sz w:val="24"/>
+          <w:szCs w:val="24"/>
+          <w:lang w:val="en-US"/>
+        </w:rPr>
+        <w:t>Liuqin</w:t>
+      </w:r>
+      <w:proofErr w:type="spellEnd"/>
+    </w:p>
+    <w:p>
+      <w:pPr>
+        <w:rPr>
+          <w:rFonts w:ascii="Noto Serif SC" w:eastAsia="Noto Serif SC" w:hAnsi="Noto Serif SC" w:cs="Noto Serif"/>
+          <w:sz w:val="24"/>
+          <w:szCs w:val="24"/>
+          <w:lang w:val="en-US"/>
+        </w:rPr>
+      </w:pPr>
+      <w:r>
+        <w:rPr>
+          <w:rFonts w:ascii="Noto Serif SC" w:eastAsia="Noto Serif SC" w:hAnsi="Noto Serif SC" w:cs="Noto Serif"/>
+          <w:sz w:val="24"/>
+          <w:szCs w:val="24"/>
+          <w:lang w:val="en-US"/>
+        </w:rPr>
+        <w:t xml:space="preserve">4 </w:t>
+      </w:r>
+      <w:r>
+        <w:rPr>
+          <w:rFonts w:ascii="Noto Serif SC" w:eastAsia="Noto Serif SC" w:hAnsi="Noto Serif SC" w:cs="Noto Serif" w:hint="eastAsia"/>
+          <w:sz w:val="24"/>
+          <w:szCs w:val="24"/>
+          <w:lang w:val="en-US"/>
+        </w:rPr>
+        <w:t>琵琶</w:t>
+      </w:r>
+      <w:r>
+        <w:rPr>
+          <w:rFonts w:ascii="Noto Serif SC" w:eastAsia="Noto Serif SC" w:hAnsi="Noto Serif SC" w:cs="Noto Serif"/>
+          <w:sz w:val="24"/>
+          <w:szCs w:val="24"/>
+          <w:lang w:val="en-US"/>
+        </w:rPr>
+        <w:t xml:space="preserve"> </w:t>
+      </w:r>
+      <w:r>
+        <w:rPr>
+          <w:rFonts w:ascii="Noto Serif SC" w:eastAsia="Noto Serif SC" w:hAnsi="Noto Serif SC" w:cs="Noto Serif"/>
+          <w:sz w:val="24"/>
+          <w:szCs w:val="24"/>
+          <w:lang w:val="en-US"/>
+        </w:rPr>
+        <w:t xml:space="preserve">4 </w:t>
+      </w:r>
+      <w:r>
+        <w:rPr>
+          <w:rFonts w:ascii="Noto Serif SC" w:eastAsia="Noto Serif SC" w:hAnsi="Noto Serif SC" w:cs="Noto Serif"/>
+          <w:sz w:val="24"/>
+          <w:szCs w:val="24"/>
+          <w:lang w:val="en-US"/>
+        </w:rPr>
+        <w:t>Pipa</w:t>
+      </w:r>
+    </w:p>
+    <w:p>
+      <w:pPr>
+        <w:rPr>
+          <w:rFonts w:ascii="Noto Serif SC" w:eastAsia="Noto Serif SC" w:hAnsi="Noto Serif SC" w:cs="Noto Serif"/>
+          <w:sz w:val="24"/>
+          <w:szCs w:val="24"/>
+          <w:lang w:val="en-US"/>
+        </w:rPr>
+      </w:pPr>
+      <w:r>
+        <w:rPr>
+          <w:rFonts w:ascii="Noto Serif SC" w:eastAsia="Noto Serif SC" w:hAnsi="Noto Serif SC" w:cs="Noto Serif"/>
+          <w:sz w:val="24"/>
+          <w:szCs w:val="24"/>
+          <w:lang w:val="en-US"/>
+        </w:rPr>
+        <w:t>4</w:t>
+      </w:r>
+      <w:r>
+        <w:rPr>
+          <w:rFonts w:ascii="Noto Serif SC" w:eastAsia="Noto Serif SC" w:hAnsi="Noto Serif SC" w:cs="Noto Serif" w:hint="eastAsia"/>
+          <w:sz w:val="24"/>
+          <w:szCs w:val="24"/>
+          <w:lang w:val="en-US"/>
+        </w:rPr>
+        <w:t>中阮</w:t>
+      </w:r>
+      <w:r>
+        <w:rPr>
+          <w:rFonts w:ascii="Noto Serif SC" w:eastAsia="Noto Serif SC" w:hAnsi="Noto Serif SC" w:cs="Noto Serif"/>
+          <w:sz w:val="24"/>
+          <w:szCs w:val="24"/>
+          <w:lang w:val="en-US"/>
+        </w:rPr>
+        <w:t xml:space="preserve"> </w:t>
+      </w:r>
+      <w:r>
+        <w:rPr>
+          <w:rFonts w:ascii="Noto Serif SC" w:eastAsia="Noto Serif SC" w:hAnsi="Noto Serif SC" w:cs="Noto Serif"/>
+          <w:sz w:val="24"/>
+          <w:szCs w:val="24"/>
+          <w:lang w:val="en-US"/>
+        </w:rPr>
+        <w:t xml:space="preserve">4 </w:t>
+      </w:r>
+      <w:r>
+        <w:rPr>
+          <w:rFonts w:ascii="Noto Serif SC" w:eastAsia="Noto Serif SC" w:hAnsi="Noto Serif SC" w:cs="Noto Serif"/>
+          <w:sz w:val="24"/>
+          <w:szCs w:val="24"/>
+          <w:lang w:val="en-US"/>
+        </w:rPr>
+        <w:t>Zhongruan</w:t>
+      </w:r>
+    </w:p>
+    <w:p>
+      <w:pPr>
+        <w:rPr>
+          <w:rFonts w:ascii="Noto Serif SC" w:eastAsia="Noto Serif SC" w:hAnsi="Noto Serif SC" w:cs="Noto Serif"/>
+          <w:sz w:val="24"/>
+          <w:szCs w:val="24"/>
+          <w:lang w:val="en-US"/>
+        </w:rPr>
+      </w:pPr>
+      <w:r>
+        <w:rPr>
+          <w:rFonts w:ascii="Noto Serif SC" w:eastAsia="Noto Serif SC" w:hAnsi="Noto Serif SC" w:cs="Noto Serif"/>
+          <w:sz w:val="24"/>
+          <w:szCs w:val="24"/>
+          <w:lang w:val="en-US"/>
+        </w:rPr>
+        <w:t>2</w:t>
+      </w:r>
+      <w:r>
+        <w:rPr>
+          <w:rFonts w:ascii="Noto Serif SC" w:eastAsia="Noto Serif SC" w:hAnsi="Noto Serif SC" w:cs="Noto Serif" w:hint="eastAsia"/>
+          <w:sz w:val="24"/>
+          <w:szCs w:val="24"/>
+          <w:lang w:val="en-US"/>
+        </w:rPr>
+        <w:t>大阮</w:t>
+      </w:r>
+      <w:r>
+        <w:rPr>
+          <w:rFonts w:ascii="Noto Serif SC" w:eastAsia="Noto Serif SC" w:hAnsi="Noto Serif SC" w:cs="Noto Serif"/>
+          <w:sz w:val="24"/>
+          <w:szCs w:val="24"/>
+          <w:lang w:val="en-US"/>
+        </w:rPr>
+        <w:t xml:space="preserve"> </w:t>
+      </w:r>
+      <w:r>
+        <w:rPr>
+          <w:rFonts w:ascii="Noto Serif SC" w:eastAsia="Noto Serif SC" w:hAnsi="Noto Serif SC" w:cs="Noto Serif"/>
+          <w:sz w:val="24"/>
+          <w:szCs w:val="24"/>
+          <w:lang w:val="en-US"/>
+        </w:rPr>
+        <w:t>2 Daruan</w:t>
+      </w:r>
+    </w:p>
+    <w:p>
+      <w:pPr>
+        <w:rPr>
+          <w:rFonts w:ascii="Noto Serif SC" w:eastAsia="Noto Serif SC" w:hAnsi="Noto Serif SC" w:cs="Noto Serif"/>
+          <w:sz w:val="24"/>
+          <w:szCs w:val="24"/>
+          <w:lang w:val="en-US"/>
+        </w:rPr>
+      </w:pPr>
+    </w:p>
+    <w:p>
+      <w:pPr>
+        <w:rPr>
+          <w:rFonts w:ascii="Noto Serif SC" w:eastAsia="Noto Serif SC" w:hAnsi="Noto Serif SC" w:cs="Noto Serif"/>
+          <w:sz w:val="24"/>
+          <w:szCs w:val="24"/>
+          <w:lang w:val="en-US"/>
+        </w:rPr>
+      </w:pPr>
+      <w:r>
+        <w:rPr>
+          <w:rFonts w:ascii="Noto Serif SC" w:eastAsia="Noto Serif SC" w:hAnsi="Noto Serif SC" w:cs="Noto Serif"/>
+          <w:sz w:val="24"/>
+          <w:szCs w:val="24"/>
+          <w:lang w:val="en-US"/>
+        </w:rPr>
+        <w:t xml:space="preserve">1 </w:t>
+      </w:r>
+      <w:r>
+        <w:rPr>
+          <w:rFonts w:ascii="Noto Serif SC" w:eastAsia="Noto Serif SC" w:hAnsi="Noto Serif SC" w:cs="Noto Serif" w:hint="eastAsia"/>
+          <w:sz w:val="24"/>
+          <w:szCs w:val="24"/>
+        </w:rPr>
+        <w:t>古筝</w:t>
+      </w:r>
+      <w:r>
+        <w:rPr>
+          <w:rFonts w:ascii="Noto Serif SC" w:eastAsia="Noto Serif SC" w:hAnsi="Noto Serif SC" w:cs="Noto Serif"/>
+          <w:sz w:val="24"/>
+          <w:szCs w:val="24"/>
+          <w:lang w:val="en-US"/>
+        </w:rPr>
+        <w:t xml:space="preserve"> Guzheng</w:t>
+      </w:r>
+    </w:p>
+    <w:p>
+      <w:pPr>
+        <w:rPr>
+          <w:rFonts w:ascii="Noto Serif SC" w:eastAsia="Noto Serif SC" w:hAnsi="Noto Serif SC" w:cs="Noto Serif"/>
+          <w:sz w:val="24"/>
+          <w:szCs w:val="24"/>
+          <w:lang w:val="en-US"/>
+        </w:rPr>
+      </w:pPr>
+    </w:p>
+    <w:p>
+      <w:pPr>
+        <w:rPr>
+          <w:rFonts w:ascii="Noto Serif SC" w:eastAsia="Noto Serif SC" w:hAnsi="Noto Serif SC" w:cs="Noto Serif"/>
+          <w:sz w:val="24"/>
+          <w:szCs w:val="24"/>
+          <w:lang w:val="en-US"/>
+        </w:rPr>
+      </w:pPr>
+      <w:r>
+        <w:rPr>
+          <w:rFonts w:ascii="Noto Serif SC" w:eastAsia="Noto Serif SC" w:hAnsi="Noto Serif SC" w:cs="Noto Serif"/>
+          <w:sz w:val="24"/>
+          <w:szCs w:val="24"/>
+          <w:lang w:val="en-US"/>
+        </w:rPr>
+        <w:t>1</w:t>
+      </w:r>
+      <w:r>
+        <w:rPr>
+          <w:rFonts w:ascii="Noto Serif SC" w:eastAsia="Noto Serif SC" w:hAnsi="Noto Serif SC" w:cs="Noto Serif" w:hint="eastAsia"/>
+          <w:sz w:val="24"/>
+          <w:szCs w:val="24"/>
+        </w:rPr>
+        <w:t>定音鼓</w:t>
+      </w:r>
+      <w:r>
+        <w:rPr>
+          <w:rFonts w:ascii="Noto Serif SC" w:eastAsia="Noto Serif SC" w:hAnsi="Noto Serif SC" w:cs="Noto Serif"/>
+          <w:sz w:val="24"/>
+          <w:szCs w:val="24"/>
+          <w:lang w:val="en-US"/>
+        </w:rPr>
+        <w:t xml:space="preserve"> Timpani</w:t>
+      </w:r>
+    </w:p>
+    <w:p>
+      <w:pPr>
+        <w:rPr>
+          <w:rFonts w:ascii="Noto Serif SC" w:eastAsia="Noto Serif SC" w:hAnsi="Noto Serif SC" w:cs="Noto Serif"/>
+          <w:sz w:val="24"/>
+          <w:szCs w:val="24"/>
+          <w:lang w:val="en-US"/>
+        </w:rPr>
+      </w:pPr>
+      <w:r>
+        <w:rPr>
+          <w:rFonts w:ascii="Noto Serif SC" w:eastAsia="Noto Serif SC" w:hAnsi="Noto Serif SC" w:cs="Noto Serif"/>
+          <w:sz w:val="24"/>
+          <w:szCs w:val="24"/>
+        </w:rPr>
+        <w:t>4</w:t>
+      </w:r>
+      <w:r>
+        <w:rPr>
+          <w:rFonts w:ascii="Noto Serif SC" w:eastAsia="Noto Serif SC" w:hAnsi="Noto Serif SC" w:cs="Noto Serif" w:hint="eastAsia"/>
+          <w:sz w:val="24"/>
+          <w:szCs w:val="24"/>
+        </w:rPr>
+        <w:t xml:space="preserve"> 打击乐 </w:t>
+      </w:r>
+      <w:r>
+        <w:rPr>
+          <w:rFonts w:ascii="Noto Serif SC" w:eastAsia="Noto Serif SC" w:hAnsi="Noto Serif SC" w:cs="Noto Serif"/>
+          <w:sz w:val="24"/>
+          <w:szCs w:val="24"/>
+        </w:rPr>
+        <w:t>4</w:t>
+      </w:r>
+      <w:r>
+        <w:rPr>
+          <w:rFonts w:ascii="Noto Serif SC" w:eastAsia="Noto Serif SC" w:hAnsi="Noto Serif SC" w:cs="Noto Serif"/>
+          <w:sz w:val="24"/>
+          <w:szCs w:val="24"/>
+        </w:rPr>
+        <w:t xml:space="preserve"> Percussion</w:t>
+      </w:r>
+    </w:p>
+    <w:p>
+      <w:pPr>
+        <w:rPr>
+          <w:rFonts w:ascii="Noto Serif SC" w:eastAsia="Noto Serif SC" w:hAnsi="Noto Serif SC" w:cs="Noto Serif"/>
+          <w:sz w:val="20"/>
+          <w:szCs w:val="20"/>
+          <w:lang w:val="en-US"/>
+        </w:rPr>
+      </w:pPr>
+      <w:r>
+        <w:rPr>
+          <w:rFonts w:ascii="Noto Serif SC" w:eastAsia="Noto Serif SC" w:hAnsi="Noto Serif SC" w:cs="Noto Serif"/>
+          <w:sz w:val="20"/>
+          <w:szCs w:val="20"/>
+          <w:lang w:val="en-US"/>
+        </w:rPr>
+        <w:t xml:space="preserve">I: </w:t>
+      </w:r>
+      <w:r>
+        <w:rPr>
+          <w:rFonts w:ascii="Noto Serif SC" w:eastAsia="Noto Serif SC" w:hAnsi="Noto Serif SC" w:cs="Noto Serif" w:hint="eastAsia"/>
+          <w:sz w:val="20"/>
+          <w:szCs w:val="20"/>
+        </w:rPr>
+        <w:t>大军鼓</w:t>
+      </w:r>
+      <w:r>
+        <w:rPr>
+          <w:rFonts w:ascii="Noto Serif SC" w:eastAsia="Noto Serif SC" w:hAnsi="Noto Serif SC" w:cs="Noto Serif"/>
+          <w:sz w:val="20"/>
+          <w:szCs w:val="20"/>
+        </w:rPr>
+        <w:t xml:space="preserve"> Bass Drum, </w:t>
+      </w:r>
+      <w:r>
+        <w:rPr>
+          <w:rFonts w:ascii="Noto Serif SC" w:eastAsia="Noto Serif SC" w:hAnsi="Noto Serif SC" w:cs="Noto Serif" w:hint="eastAsia"/>
+          <w:sz w:val="20"/>
+          <w:szCs w:val="20"/>
+        </w:rPr>
+        <w:t>板鼓</w:t>
+      </w:r>
+      <w:r>
+        <w:rPr>
+          <w:rFonts w:ascii="Noto Serif SC" w:eastAsia="Noto Serif SC" w:hAnsi="Noto Serif SC" w:cs="Noto Serif"/>
+          <w:sz w:val="20"/>
+          <w:szCs w:val="20"/>
+        </w:rPr>
+        <w:t xml:space="preserve"> Bangu</w:t>
+      </w:r>
+    </w:p>
+    <w:p>
+      <w:pPr>
+        <w:rPr>
+          <w:rFonts w:ascii="Noto Serif SC" w:eastAsia="Noto Serif SC" w:hAnsi="Noto Serif SC" w:cs="Noto Serif"/>
+          <w:sz w:val="20"/>
+          <w:szCs w:val="20"/>
+        </w:rPr>
+      </w:pPr>
+      <w:r>
+        <w:rPr>
+          <w:rFonts w:ascii="Noto Serif SC" w:eastAsia="Noto Serif SC" w:hAnsi="Noto Serif SC" w:cs="Noto Serif"/>
+          <w:sz w:val="20"/>
+          <w:szCs w:val="20"/>
+          <w:lang w:val="en-US"/>
+        </w:rPr>
+        <w:t xml:space="preserve">II: </w:t>
+      </w:r>
+      <w:r>
+        <w:rPr>
+          <w:rFonts w:ascii="Noto Serif SC" w:eastAsia="Noto Serif SC" w:hAnsi="Noto Serif SC" w:cs="Noto Serif" w:hint="eastAsia"/>
+          <w:sz w:val="20"/>
+          <w:szCs w:val="20"/>
+        </w:rPr>
+        <w:t>吊镲</w:t>
+      </w:r>
+      <w:r>
+        <w:rPr>
+          <w:rFonts w:ascii="Noto Serif SC" w:eastAsia="Noto Serif SC" w:hAnsi="Noto Serif SC" w:cs="Noto Serif"/>
+          <w:sz w:val="20"/>
+          <w:szCs w:val="20"/>
+        </w:rPr>
+        <w:t xml:space="preserve"> Suspended Cymbal, </w:t>
+      </w:r>
+      <w:r>
+        <w:rPr>
+          <w:rFonts w:ascii="Noto Serif SC" w:eastAsia="Noto Serif SC" w:hAnsi="Noto Serif SC" w:cs="Noto Serif" w:hint="eastAsia"/>
+          <w:sz w:val="20"/>
+          <w:szCs w:val="20"/>
+        </w:rPr>
+        <w:t>碰铃</w:t>
+      </w:r>
+      <w:r>
+        <w:rPr>
+          <w:rFonts w:ascii="Noto Serif SC" w:eastAsia="Noto Serif SC" w:hAnsi="Noto Serif SC" w:cs="Noto Serif"/>
+          <w:sz w:val="20"/>
+          <w:szCs w:val="20"/>
+        </w:rPr>
+        <w:t xml:space="preserve"> </w:t>
+      </w:r>
+      <w:proofErr w:type="spellStart"/>
+      <w:r>
+        <w:rPr>
+          <w:rFonts w:ascii="Noto Serif SC" w:eastAsia="Noto Serif SC" w:hAnsi="Noto Serif SC" w:cs="Noto Serif"/>
+          <w:sz w:val="20"/>
+          <w:szCs w:val="20"/>
+        </w:rPr>
+        <w:t>Pengling</w:t>
+      </w:r>
+      <w:proofErr w:type="spellEnd"/>
+      <w:r>
+        <w:rPr>
+          <w:rFonts w:ascii="Noto Serif SC" w:eastAsia="Noto Serif SC" w:hAnsi="Noto Serif SC" w:cs="Noto Serif"/>
+          <w:sz w:val="20"/>
+          <w:szCs w:val="20"/>
+        </w:rPr>
+        <w:t xml:space="preserve">, </w:t>
+      </w:r>
+      <w:r>
+        <w:rPr>
+          <w:rFonts w:ascii="Noto Serif SC" w:eastAsia="Noto Serif SC" w:hAnsi="Noto Serif SC" w:cs="Noto Serif" w:hint="eastAsia"/>
+          <w:sz w:val="20"/>
+          <w:szCs w:val="20"/>
+        </w:rPr>
+        <w:t>低音木鱼</w:t>
+      </w:r>
+      <w:r>
+        <w:rPr>
+          <w:rFonts w:ascii="Noto Serif SC" w:eastAsia="Noto Serif SC" w:hAnsi="Noto Serif SC" w:cs="Noto Serif"/>
+          <w:sz w:val="20"/>
+          <w:szCs w:val="20"/>
+        </w:rPr>
+        <w:t xml:space="preserve"> Low Woodblock</w:t>
+      </w:r>
+    </w:p>
+    <w:p>
+      <w:pPr>
+        <w:rPr>
+          <w:rFonts w:ascii="Noto Serif SC" w:eastAsia="Noto Serif SC" w:hAnsi="Noto Serif SC" w:cs="Noto Serif"/>
+          <w:sz w:val="20"/>
+          <w:szCs w:val="20"/>
+        </w:rPr>
+      </w:pPr>
+      <w:r>
+        <w:rPr>
+          <w:rFonts w:ascii="Noto Serif SC" w:eastAsia="Noto Serif SC" w:hAnsi="Noto Serif SC" w:cs="Noto Serif"/>
+          <w:sz w:val="20"/>
+          <w:szCs w:val="20"/>
+          <w:lang w:val="en-US"/>
+        </w:rPr>
+        <w:t xml:space="preserve">III: </w:t>
+      </w:r>
+      <w:r>
+        <w:rPr>
+          <w:rFonts w:ascii="Noto Serif SC" w:eastAsia="Noto Serif SC" w:hAnsi="Noto Serif SC" w:cs="Noto Serif" w:hint="eastAsia"/>
+          <w:sz w:val="20"/>
+          <w:szCs w:val="20"/>
+          <w:lang w:val="en-US"/>
+        </w:rPr>
+        <w:t>小军鼓</w:t>
+      </w:r>
+      <w:r>
+        <w:rPr>
+          <w:rFonts w:ascii="Noto Serif SC" w:eastAsia="Noto Serif SC" w:hAnsi="Noto Serif SC" w:cs="Noto Serif"/>
+          <w:sz w:val="20"/>
+          <w:szCs w:val="20"/>
+          <w:lang w:val="en-US"/>
+        </w:rPr>
+        <w:t xml:space="preserve"> Snare Drum, </w:t>
+      </w:r>
+      <w:r>
+        <w:rPr>
+          <w:rFonts w:ascii="Noto Serif SC" w:eastAsia="Noto Serif SC" w:hAnsi="Noto Serif SC" w:cs="Noto Serif" w:hint="eastAsia"/>
+          <w:sz w:val="20"/>
+          <w:szCs w:val="20"/>
+        </w:rPr>
+        <w:t>铃鼓</w:t>
+      </w:r>
+      <w:r>
+        <w:rPr>
+          <w:rFonts w:ascii="Noto Serif SC" w:eastAsia="Noto Serif SC" w:hAnsi="Noto Serif SC" w:cs="Noto Serif"/>
+          <w:sz w:val="20"/>
+          <w:szCs w:val="20"/>
+        </w:rPr>
+        <w:t xml:space="preserve"> Tambourine, </w:t>
+      </w:r>
+      <w:r>
+        <w:rPr>
+          <w:rFonts w:ascii="Noto Serif SC" w:eastAsia="Noto Serif SC" w:hAnsi="Noto Serif SC" w:cs="Noto Serif" w:hint="eastAsia"/>
+          <w:sz w:val="20"/>
+          <w:szCs w:val="20"/>
+        </w:rPr>
+        <w:t>钟琴</w:t>
+      </w:r>
+      <w:r>
+        <w:rPr>
+          <w:rFonts w:ascii="Noto Serif SC" w:eastAsia="Noto Serif SC" w:hAnsi="Noto Serif SC" w:cs="Noto Serif"/>
+          <w:sz w:val="20"/>
+          <w:szCs w:val="20"/>
+        </w:rPr>
+        <w:t xml:space="preserve"> Glockenspiel, </w:t>
+      </w:r>
+      <w:r>
+        <w:rPr>
+          <w:rFonts w:ascii="Noto Serif SC" w:eastAsia="Noto Serif SC" w:hAnsi="Noto Serif SC" w:cs="Noto Serif" w:hint="eastAsia"/>
+          <w:sz w:val="20"/>
+          <w:szCs w:val="20"/>
+        </w:rPr>
+        <w:t>小钹</w:t>
+      </w:r>
+      <w:r>
+        <w:rPr>
+          <w:rFonts w:ascii="Noto Serif SC" w:eastAsia="Noto Serif SC" w:hAnsi="Noto Serif SC" w:cs="Noto Serif"/>
+          <w:sz w:val="20"/>
+          <w:szCs w:val="20"/>
+        </w:rPr>
+        <w:t xml:space="preserve"> Xiaobo, </w:t>
+      </w:r>
+      <w:r>
+        <w:rPr>
+          <w:rFonts w:ascii="Noto Serif SC" w:eastAsia="Noto Serif SC" w:hAnsi="Noto Serif SC" w:cs="Noto Serif" w:hint="eastAsia"/>
+          <w:sz w:val="20"/>
+          <w:szCs w:val="20"/>
+        </w:rPr>
+        <w:t>小堂鼓</w:t>
+      </w:r>
+      <w:r>
+        <w:rPr>
+          <w:rFonts w:ascii="Noto Serif SC" w:eastAsia="Noto Serif SC" w:hAnsi="Noto Serif SC" w:cs="Noto Serif"/>
+          <w:sz w:val="20"/>
+          <w:szCs w:val="20"/>
+        </w:rPr>
+        <w:t xml:space="preserve"> </w:t>
+      </w:r>
+      <w:proofErr w:type="spellStart"/>
+      <w:r>
+        <w:rPr>
+          <w:rFonts w:ascii="Noto Serif SC" w:eastAsia="Noto Serif SC" w:hAnsi="Noto Serif SC" w:cs="Noto Serif"/>
+          <w:sz w:val="20"/>
+          <w:szCs w:val="20"/>
+        </w:rPr>
+        <w:t>Xiaotanggu</w:t>
+      </w:r>
+      <w:proofErr w:type="spellEnd"/>
+    </w:p>
+    <w:p>
+      <w:pPr>
+        <w:rPr>
+          <w:rFonts w:ascii="Noto Serif SC" w:eastAsia="Noto Serif SC" w:hAnsi="Noto Serif SC" w:cs="Noto Serif"/>
+          <w:sz w:val="20"/>
+          <w:szCs w:val="20"/>
+          <w:lang w:val="en-US"/>
+        </w:rPr>
+      </w:pPr>
+      <w:r>
+        <w:rPr>
+          <w:rFonts w:ascii="Noto Serif SC" w:eastAsia="Noto Serif SC" w:hAnsi="Noto Serif SC" w:cs="Noto Serif"/>
+          <w:sz w:val="20"/>
+          <w:szCs w:val="20"/>
+          <w:lang w:val="en-US"/>
+        </w:rPr>
+        <w:t xml:space="preserve">IV: </w:t>
+      </w:r>
+      <w:r>
+        <w:rPr>
+          <w:rFonts w:ascii="Noto Serif SC" w:eastAsia="Noto Serif SC" w:hAnsi="Noto Serif SC" w:cs="Noto Serif" w:hint="eastAsia"/>
+          <w:sz w:val="20"/>
+          <w:szCs w:val="20"/>
+        </w:rPr>
+        <w:t>鞭子</w:t>
+      </w:r>
+      <w:r>
+        <w:rPr>
+          <w:rFonts w:ascii="Noto Serif SC" w:eastAsia="Noto Serif SC" w:hAnsi="Noto Serif SC" w:cs="Noto Serif"/>
+          <w:sz w:val="20"/>
+          <w:szCs w:val="20"/>
+        </w:rPr>
+        <w:t xml:space="preserve"> Whip, </w:t>
+      </w:r>
+      <w:r>
+        <w:rPr>
+          <w:rFonts w:ascii="Noto Serif SC" w:eastAsia="Noto Serif SC" w:hAnsi="Noto Serif SC" w:cs="Noto Serif" w:hint="eastAsia"/>
+          <w:sz w:val="20"/>
+          <w:szCs w:val="20"/>
+        </w:rPr>
+        <w:t>中钹</w:t>
+      </w:r>
+      <w:r>
+        <w:rPr>
+          <w:rFonts w:ascii="Noto Serif SC" w:eastAsia="Noto Serif SC" w:hAnsi="Noto Serif SC" w:cs="Noto Serif"/>
+          <w:sz w:val="20"/>
+          <w:szCs w:val="20"/>
+        </w:rPr>
+        <w:t xml:space="preserve"> </w:t>
+      </w:r>
+      <w:proofErr w:type="spellStart"/>
+      <w:r>
+        <w:rPr>
+          <w:rFonts w:ascii="Noto Serif SC" w:eastAsia="Noto Serif SC" w:hAnsi="Noto Serif SC" w:cs="Noto Serif"/>
+          <w:sz w:val="20"/>
+          <w:szCs w:val="20"/>
+        </w:rPr>
+        <w:t>Zhongbo</w:t>
+      </w:r>
+      <w:proofErr w:type="spellEnd"/>
+      <w:r>
+        <w:rPr>
+          <w:rFonts w:ascii="Noto Serif SC" w:eastAsia="Noto Serif SC" w:hAnsi="Noto Serif SC" w:cs="Noto Serif"/>
+          <w:sz w:val="20"/>
+          <w:szCs w:val="20"/>
+        </w:rPr>
+        <w:t xml:space="preserve">, </w:t>
+      </w:r>
+      <w:r>
+        <w:rPr>
+          <w:rFonts w:ascii="Noto Serif SC" w:eastAsia="Noto Serif SC" w:hAnsi="Noto Serif SC" w:cs="Noto Serif" w:hint="eastAsia"/>
+          <w:sz w:val="20"/>
+          <w:szCs w:val="20"/>
+        </w:rPr>
+        <w:t>中国小钹</w:t>
+      </w:r>
+      <w:r>
+        <w:rPr>
+          <w:rFonts w:ascii="Noto Serif SC" w:eastAsia="Noto Serif SC" w:hAnsi="Noto Serif SC" w:cs="Noto Serif"/>
+          <w:sz w:val="20"/>
+          <w:szCs w:val="20"/>
+          <w:lang w:val="en-GB"/>
+        </w:rPr>
+        <w:t xml:space="preserve"> </w:t>
+      </w:r>
+      <w:proofErr w:type="spellStart"/>
+      <w:r>
+        <w:rPr>
+          <w:rFonts w:ascii="Noto Serif SC" w:eastAsia="Noto Serif SC" w:hAnsi="Noto Serif SC" w:cs="Noto Serif"/>
+          <w:sz w:val="20"/>
+          <w:szCs w:val="20"/>
+        </w:rPr>
+        <w:t>Xiaoluo</w:t>
+      </w:r>
+      <w:proofErr w:type="spellEnd"/>
+      <w:r>
+        <w:rPr>
+          <w:rFonts w:ascii="Noto Serif SC" w:eastAsia="Noto Serif SC" w:hAnsi="Noto Serif SC" w:cs="Noto Serif"/>
+          <w:sz w:val="20"/>
+          <w:szCs w:val="20"/>
+        </w:rPr>
+        <w:t xml:space="preserve">, </w:t>
+      </w:r>
+      <w:r>
+        <w:rPr>
+          <w:rFonts w:ascii="Noto Serif SC" w:eastAsia="Noto Serif SC" w:hAnsi="Noto Serif SC" w:cs="Noto Serif" w:hint="eastAsia"/>
+          <w:sz w:val="20"/>
+          <w:szCs w:val="20"/>
+        </w:rPr>
+        <w:t>中国大钹</w:t>
+      </w:r>
+      <w:r>
+        <w:rPr>
+          <w:rFonts w:ascii="Noto Serif SC" w:eastAsia="Noto Serif SC" w:hAnsi="Noto Serif SC" w:cs="Noto Serif"/>
+          <w:sz w:val="20"/>
+          <w:szCs w:val="20"/>
+        </w:rPr>
+        <w:t xml:space="preserve"> </w:t>
+      </w:r>
+      <w:proofErr w:type="spellStart"/>
+      <w:r>
+        <w:rPr>
+          <w:rFonts w:ascii="Noto Serif SC" w:eastAsia="Noto Serif SC" w:hAnsi="Noto Serif SC" w:cs="Noto Serif"/>
+          <w:sz w:val="20"/>
+          <w:szCs w:val="20"/>
+        </w:rPr>
+        <w:t>Daluo</w:t>
+      </w:r>
+      <w:proofErr w:type="spellEnd"/>
+      <w:r>
+        <w:rPr>
+          <w:rFonts w:ascii="Noto Serif SC" w:eastAsia="Noto Serif SC" w:hAnsi="Noto Serif SC" w:cs="Noto Serif"/>
+          <w:sz w:val="20"/>
+          <w:szCs w:val="20"/>
+        </w:rPr>
+        <w:t xml:space="preserve">, </w:t>
+      </w:r>
+      <w:r>
+        <w:rPr>
+          <w:rFonts w:ascii="Noto Serif SC" w:eastAsia="Noto Serif SC" w:hAnsi="Noto Serif SC" w:cs="Noto Serif" w:hint="eastAsia"/>
+          <w:sz w:val="20"/>
+          <w:szCs w:val="20"/>
+        </w:rPr>
+        <w:t>西洋对镲</w:t>
+      </w:r>
+      <w:r>
+        <w:rPr>
+          <w:rFonts w:ascii="Noto Serif SC" w:eastAsia="Noto Serif SC" w:hAnsi="Noto Serif SC" w:cs="Noto Serif"/>
+          <w:sz w:val="20"/>
+          <w:szCs w:val="20"/>
+        </w:rPr>
+        <w:t xml:space="preserve"> Crash Cymbals</w:t>
+      </w:r>
+    </w:p>
+    <w:p>
+      <w:pPr>
+        <w:rPr>
+          <w:rFonts w:ascii="Noto Serif SC" w:eastAsia="Noto Serif SC" w:hAnsi="Noto Serif SC" w:cs="Noto Serif"/>
+          <w:sz w:val="24"/>
+          <w:szCs w:val="24"/>
+          <w:lang w:val="en-US"/>
+        </w:rPr>
+      </w:pPr>
+    </w:p>
+    <w:p>
+      <w:pPr>
+        <w:rPr>
+          <w:rFonts w:ascii="Noto Serif SC" w:eastAsia="Noto Serif SC" w:hAnsi="Noto Serif SC" w:cs="Noto Serif"/>
+          <w:sz w:val="24"/>
+          <w:szCs w:val="24"/>
+          <w:lang w:val="en-US"/>
+        </w:rPr>
+      </w:pPr>
+      <w:r>
+        <w:rPr>
+          <w:rFonts w:ascii="Noto Serif SC" w:eastAsia="Noto Serif SC" w:hAnsi="Noto Serif SC" w:cs="Noto Serif" w:hint="eastAsia"/>
+          <w:sz w:val="24"/>
+          <w:szCs w:val="24"/>
+          <w:lang w:val="en-US"/>
+        </w:rPr>
+        <w:t>高胡</w:t>
+      </w:r>
+      <w:r>
+        <w:rPr>
+          <w:rFonts w:ascii="Noto Serif SC" w:eastAsia="Noto Serif SC" w:hAnsi="Noto Serif SC" w:cs="Noto Serif"/>
+          <w:sz w:val="24"/>
+          <w:szCs w:val="24"/>
+          <w:lang w:val="en-US"/>
+        </w:rPr>
+        <w:t xml:space="preserve"> Gaohu</w:t>
+      </w:r>
+    </w:p>
+    <w:p>
+      <w:pPr>
+        <w:rPr>
+          <w:rFonts w:ascii="Noto Serif SC" w:eastAsia="Noto Serif SC" w:hAnsi="Noto Serif SC" w:cs="Noto Serif"/>
+          <w:sz w:val="24"/>
+          <w:szCs w:val="24"/>
+          <w:lang w:val="en-US"/>
+        </w:rPr>
+      </w:pPr>
+      <w:r>
+        <w:rPr>
+          <w:rFonts w:ascii="Noto Serif SC" w:eastAsia="Noto Serif SC" w:hAnsi="Noto Serif SC" w:cs="Noto Serif" w:hint="eastAsia"/>
+          <w:sz w:val="24"/>
+          <w:szCs w:val="24"/>
+          <w:lang w:val="en-US"/>
+        </w:rPr>
+        <w:t>二胡</w:t>
+      </w:r>
+      <w:r>
+        <w:rPr>
+          <w:rFonts w:ascii="Noto Serif SC" w:eastAsia="Noto Serif SC" w:hAnsi="Noto Serif SC" w:cs="Noto Serif"/>
+          <w:sz w:val="24"/>
+          <w:szCs w:val="24"/>
+          <w:lang w:val="en-US"/>
+        </w:rPr>
+        <w:t xml:space="preserve"> Erhu</w:t>
+      </w:r>
+    </w:p>
+    <w:p>
+      <w:pPr>
+        <w:rPr>
+          <w:rFonts w:ascii="Noto Serif SC" w:eastAsia="Noto Serif SC" w:hAnsi="Noto Serif SC" w:cs="Noto Serif"/>
+          <w:sz w:val="24"/>
+          <w:szCs w:val="24"/>
+          <w:lang w:val="en-US"/>
+        </w:rPr>
+      </w:pPr>
+      <w:r>
+        <w:rPr>
+          <w:rFonts w:ascii="Noto Serif SC" w:eastAsia="Noto Serif SC" w:hAnsi="Noto Serif SC" w:cs="Noto Serif" w:hint="eastAsia"/>
+          <w:sz w:val="24"/>
+          <w:szCs w:val="24"/>
+          <w:lang w:val="en-US"/>
+        </w:rPr>
+        <w:t>中胡</w:t>
+      </w:r>
+      <w:r>
+        <w:rPr>
+          <w:rFonts w:ascii="Noto Serif SC" w:eastAsia="Noto Serif SC" w:hAnsi="Noto Serif SC" w:cs="Noto Serif"/>
+          <w:sz w:val="24"/>
+          <w:szCs w:val="24"/>
+          <w:lang w:val="en-US"/>
+        </w:rPr>
+        <w:t xml:space="preserve"> Zhonghu</w:t>
+      </w:r>
+    </w:p>
+    <w:p>
+      <w:pPr>
+        <w:rPr>
+          <w:rFonts w:ascii="Noto Serif SC" w:eastAsia="Noto Serif SC" w:hAnsi="Noto Serif SC" w:cs="Noto Serif"/>
+          <w:sz w:val="24"/>
+          <w:szCs w:val="24"/>
+          <w:lang w:val="en-US"/>
+        </w:rPr>
+      </w:pPr>
+      <w:r>
+        <w:rPr>
+          <w:rFonts w:ascii="Noto Serif SC" w:eastAsia="Noto Serif SC" w:hAnsi="Noto Serif SC" w:cs="Noto Serif" w:hint="eastAsia"/>
+          <w:sz w:val="24"/>
+          <w:szCs w:val="24"/>
+          <w:lang w:val="en-US"/>
+        </w:rPr>
+        <w:t>大提琴</w:t>
+      </w:r>
+      <w:r>
+        <w:rPr>
+          <w:rFonts w:ascii="Noto Serif SC" w:eastAsia="Noto Serif SC" w:hAnsi="Noto Serif SC" w:cs="Noto Serif"/>
+          <w:sz w:val="24"/>
+          <w:szCs w:val="24"/>
+          <w:lang w:val="en-US"/>
+        </w:rPr>
+        <w:t xml:space="preserve"> Violoncello</w:t>
+      </w:r>
+    </w:p>
+    <w:p>
+      <w:pPr>
+        <w:rPr>
+          <w:rFonts w:ascii="Noto Serif SC" w:eastAsia="Noto Serif SC" w:hAnsi="Noto Serif SC" w:cs="Noto Serif"/>
+          <w:sz w:val="24"/>
+          <w:szCs w:val="24"/>
+          <w:lang w:val="en-US"/>
+        </w:rPr>
+      </w:pPr>
+      <w:r>
+        <w:rPr>
+          <w:rFonts w:ascii="Noto Serif SC" w:eastAsia="Noto Serif SC" w:hAnsi="Noto Serif SC" w:cs="Noto Serif" w:hint="eastAsia"/>
+          <w:sz w:val="24"/>
+          <w:szCs w:val="24"/>
+          <w:lang w:val="en-US"/>
+        </w:rPr>
+        <w:t>低音提琴</w:t>
+      </w:r>
+      <w:r>
+        <w:rPr>
+          <w:rFonts w:ascii="Noto Serif SC" w:eastAsia="Noto Serif SC" w:hAnsi="Noto Serif SC" w:cs="Noto Serif"/>
+          <w:sz w:val="24"/>
+          <w:szCs w:val="24"/>
+          <w:lang w:val="en-US"/>
+        </w:rPr>
+        <w:t xml:space="preserve"> Contrabass</w:t>
+      </w:r>
+    </w:p>
+    <w:p>
+      <w:pPr>
+        <w:rPr>
+          <w:rFonts w:ascii="Noto Serif SC" w:eastAsia="Noto Serif SC" w:hAnsi="Noto Serif SC" w:cs="Noto Serif"/>
+          <w:lang w:val="en-US"/>
+        </w:rPr>
+      </w:pPr>
+    </w:p>
+    <w:p>
+      <w:pPr>
+        <w:rPr>
+          <w:rFonts w:ascii="Noto Serif SC" w:eastAsia="Noto Serif SC" w:hAnsi="Noto Serif SC" w:cs="Noto Serif"/>
+          <w:lang w:val="en-US"/>
+        </w:rPr>
+      </w:pPr>
+    </w:p>
+    <w:p>
+      <w:pPr>
+        <w:rPr>
+          <w:rFonts w:ascii="Noto Serif SC" w:eastAsia="Noto Serif SC" w:hAnsi="Noto Serif SC" w:cs="Noto Serif"/>
+          <w:lang w:val="en-US"/>
+        </w:rPr>
+      </w:pPr>
+    </w:p>
+    <w:p>
+      <w:pPr>
+        <w:rPr>
+          <w:rFonts w:ascii="Noto Serif SC" w:eastAsia="Noto Serif SC" w:hAnsi="Noto Serif SC" w:cs="Noto Serif"/>
+          <w:lang w:val="en-US"/>
+        </w:rPr>
+      </w:pPr>
+    </w:p>
+    <w:p>
+      <w:pPr>
+        <w:rPr>
+          <w:rFonts w:ascii="Noto Serif SC" w:eastAsia="Noto Serif SC" w:hAnsi="Noto Serif SC" w:cs="Noto Serif"/>
+          <w:lang w:val="en-US"/>
+        </w:rPr>
+      </w:pPr>
+    </w:p>
+    <w:p>
+      <w:pPr>
+        <w:rPr>
+          <w:rFonts w:ascii="Noto Serif SC" w:eastAsia="Noto Serif SC" w:hAnsi="Noto Serif SC" w:cs="Noto Serif"/>
+          <w:lang w:val="en-US"/>
+        </w:rPr>
+      </w:pPr>
+    </w:p>
+    <w:p>
+      <w:pPr>
+        <w:rPr>
+          <w:rFonts w:ascii="Noto Serif SC" w:eastAsia="Noto Serif SC" w:hAnsi="Noto Serif SC" w:cs="Noto Serif"/>
+          <w:lang w:val="en-US"/>
+        </w:rPr>
+      </w:pPr>
+    </w:p>
+    <w:p>
+      <w:pPr>
+        <w:rPr>
+          <w:rFonts w:ascii="Noto Serif SC" w:eastAsia="Noto Serif SC" w:hAnsi="Noto Serif SC" w:cs="Noto Serif"/>
+          <w:lang w:val="en-US"/>
+        </w:rPr>
+      </w:pPr>
+    </w:p>
+    <w:p>
+      <w:pPr>
+        <w:rPr>
+          <w:rFonts w:ascii="Noto Serif SC" w:eastAsia="Noto Serif SC" w:hAnsi="Noto Serif SC" w:cs="Noto Serif"/>
+          <w:lang w:val="en-US"/>
+        </w:rPr>
+      </w:pPr>
+    </w:p>
+    <w:p>
+      <w:pPr>
+        <w:rPr>
+          <w:rFonts w:ascii="Noto Serif SC" w:eastAsia="Noto Serif SC" w:hAnsi="Noto Serif SC" w:cs="Noto Serif"/>
+          <w:lang w:val="en-US"/>
+        </w:rPr>
+      </w:pPr>
+    </w:p>
+    <w:p>
+      <w:pPr>
+        <w:rPr>
+          <w:rFonts w:ascii="Noto Serif SC" w:eastAsia="Noto Serif SC" w:hAnsi="Noto Serif SC" w:cs="Noto Serif"/>
+          <w:bCs/>
+          <w:sz w:val="28"/>
+          <w:szCs w:val="28"/>
+        </w:rPr>
+      </w:pPr>
+    </w:p>
+    <w:p>
+      <w:pPr>
         <w:spacing w:after="640" w:line="276" w:lineRule="auto"/>
+        <w:jc w:val="right"/>
         <w:rPr>
           <w:rFonts w:ascii="Noto Serif SC" w:eastAsia="Noto Serif SC" w:hAnsi="Noto Serif SC" w:cs="Noto Serif"/>
           <w:b/>
@@ -1652,1665 +3502,67 @@
         <w:rPr>
           <w:rFonts w:ascii="Noto Serif SC" w:eastAsia="Noto Serif SC" w:hAnsi="Noto Serif SC" w:cs="Noto Serif"/>
           <w:b/>
-          <w:sz w:val="44"/>
-          <w:szCs w:val="44"/>
-        </w:rPr>
-      </w:pPr>
-      <w:r>
-        <w:rPr>
-          <w:rFonts w:ascii="Noto Serif SC" w:eastAsia="Noto Serif SC" w:hAnsi="Noto Serif SC" w:cs="Noto Serif"/>
-          <w:sz w:val="24"/>
-          <w:szCs w:val="24"/>
-        </w:rPr>
-        <w:t>Singapore</w:t>
-      </w:r>
-      <w:r>
-        <w:rPr>
-          <w:rFonts w:ascii="Noto Serif" w:eastAsia="Noto Serif SC" w:hAnsi="Noto Serif" w:cs="Noto Serif"/>
-          <w:sz w:val="24"/>
-          <w:szCs w:val="24"/>
-        </w:rPr>
-        <w:t>’</w:t>
-      </w:r>
-      <w:r>
-        <w:rPr>
-          <w:rFonts w:ascii="Noto Serif SC" w:eastAsia="Noto Serif SC" w:hAnsi="Noto Serif SC" w:cs="Noto Serif"/>
-          <w:sz w:val="24"/>
-          <w:szCs w:val="24"/>
-        </w:rPr>
-        <w:t>s multi-racial culture left a deep impression on the composer. Born in the southern part of Fujian province but brought up in the Shanghai metropolis, the composer was strongly attracted and took a special liking to Singapore</w:t>
-      </w:r>
-      <w:r>
-        <w:rPr>
-          <w:rFonts w:ascii="Noto Serif" w:eastAsia="Noto Serif SC" w:hAnsi="Noto Serif" w:cs="Noto Serif"/>
-          <w:sz w:val="24"/>
-          <w:szCs w:val="24"/>
-        </w:rPr>
-        <w:t>’</w:t>
-      </w:r>
-      <w:r>
-        <w:rPr>
-          <w:rFonts w:ascii="Noto Serif SC" w:eastAsia="Noto Serif SC" w:hAnsi="Noto Serif SC" w:cs="Noto Serif"/>
-          <w:sz w:val="24"/>
-          <w:szCs w:val="24"/>
-        </w:rPr>
-        <w:t>s rich flavour of a modern metropolis with an eastern China</w:t>
-      </w:r>
-      <w:r>
-        <w:rPr>
-          <w:rFonts w:ascii="Noto Serif" w:eastAsia="Noto Serif SC" w:hAnsi="Noto Serif" w:cs="Noto Serif"/>
-          <w:sz w:val="24"/>
-          <w:szCs w:val="24"/>
-        </w:rPr>
-        <w:t>’</w:t>
-      </w:r>
-      <w:r>
-        <w:rPr>
-          <w:rFonts w:ascii="Noto Serif SC" w:eastAsia="Noto Serif SC" w:hAnsi="Noto Serif SC" w:cs="Noto Serif"/>
-          <w:sz w:val="24"/>
-          <w:szCs w:val="24"/>
-        </w:rPr>
-        <w:t>s cultural atmosphere. The composition emphasises the vibrant, elegant and bustling city life and describes the charms of Nanyang. It depicts scenes of its rich and diverse sentiments, integrated with aspects of traditional Chinese culture. The composer adopts an array of composition techniques with a combination of elements from various influences, including the southern Chinese, western modern, classical and romantic music to reflect the diversity and inner spirit of Singapore. This piece won the First Prize at the Singapore International Competition for Chinese Orchestral Composition 2011.</w:t>
-      </w:r>
-      <w:r>
-        <w:rPr>
-          <w:rFonts w:ascii="Noto Serif SC" w:eastAsia="Noto Serif SC" w:hAnsi="Noto Serif SC" w:cs="Noto Serif"/>
-          <w:b/>
-          <w:sz w:val="44"/>
-          <w:szCs w:val="44"/>
-        </w:rPr>
-        <w:br w:type="page"/>
-      </w:r>
-    </w:p>
-    <w:p>
-      <w:pPr>
-        <w:spacing w:after="640"/>
-        <w:rPr>
-          <w:rFonts w:ascii="Noto Serif SC" w:eastAsia="Noto Serif SC" w:hAnsi="Noto Serif SC" w:cs="Noto Serif"/>
-          <w:b/>
-          <w:sz w:val="44"/>
-          <w:szCs w:val="44"/>
-        </w:rPr>
-      </w:pPr>
-      <w:r>
-        <w:rPr>
-          <w:rFonts w:ascii="Noto Serif SC" w:eastAsia="Noto Serif SC" w:hAnsi="Noto Serif SC" w:cs="Noto Serif" w:hint="eastAsia"/>
-          <w:b/>
-          <w:sz w:val="44"/>
-          <w:szCs w:val="44"/>
-        </w:rPr>
-        <w:lastRenderedPageBreak/>
-        <w:t>编制</w:t>
-      </w:r>
-      <w:r>
-        <w:rPr>
-          <w:rFonts w:ascii="Noto Serif SC" w:eastAsia="Noto Serif SC" w:hAnsi="Noto Serif SC" w:cs="Noto Serif"/>
-          <w:b/>
-          <w:sz w:val="44"/>
-          <w:szCs w:val="44"/>
-        </w:rPr>
-        <w:t>Instrumentation</w:t>
-      </w:r>
-    </w:p>
-    <w:p>
-      <w:pPr>
-        <w:rPr>
-          <w:rFonts w:ascii="Noto Serif SC" w:eastAsia="Noto Serif SC" w:hAnsi="Noto Serif SC" w:cs="Noto Serif"/>
-          <w:sz w:val="24"/>
-          <w:szCs w:val="24"/>
-          <w:lang w:val="en-GB"/>
-        </w:rPr>
-      </w:pPr>
-      <w:r>
-        <w:rPr>
-          <w:rFonts w:ascii="Noto Serif SC" w:eastAsia="Noto Serif SC" w:hAnsi="Noto Serif SC" w:cs="Noto Serif" w:hint="eastAsia"/>
-          <w:sz w:val="24"/>
-          <w:szCs w:val="24"/>
-          <w:lang w:val="en-GB"/>
-        </w:rPr>
-        <w:t>梆笛</w:t>
-      </w:r>
-      <w:r>
-        <w:rPr>
-          <w:rFonts w:ascii="Noto Serif SC" w:eastAsia="Noto Serif SC" w:hAnsi="Noto Serif SC" w:cs="Noto Serif"/>
-          <w:sz w:val="24"/>
-          <w:szCs w:val="24"/>
-          <w:lang w:val="en-GB"/>
-        </w:rPr>
-        <w:t xml:space="preserve"> I, II (</w:t>
-      </w:r>
-      <w:proofErr w:type="spellStart"/>
-      <w:r>
-        <w:rPr>
-          <w:rFonts w:ascii="Noto Serif SC" w:eastAsia="Noto Serif SC" w:hAnsi="Noto Serif SC" w:cs="Noto Serif"/>
-          <w:sz w:val="24"/>
-          <w:szCs w:val="24"/>
-          <w:lang w:val="en-GB"/>
-        </w:rPr>
-        <w:t>Bangdi</w:t>
-      </w:r>
-      <w:proofErr w:type="spellEnd"/>
-      <w:r>
-        <w:rPr>
-          <w:rFonts w:ascii="Noto Serif SC" w:eastAsia="Noto Serif SC" w:hAnsi="Noto Serif SC" w:cs="Noto Serif"/>
-          <w:sz w:val="24"/>
-          <w:szCs w:val="24"/>
-          <w:lang w:val="en-GB"/>
-        </w:rPr>
-        <w:t xml:space="preserve"> I, II)</w:t>
-      </w:r>
-    </w:p>
-    <w:p>
-      <w:pPr>
-        <w:rPr>
-          <w:rFonts w:ascii="Noto Serif SC" w:eastAsia="Noto Serif SC" w:hAnsi="Noto Serif SC" w:cs="Noto Serif"/>
-          <w:sz w:val="24"/>
-          <w:szCs w:val="24"/>
-          <w:lang w:val="en-US"/>
-        </w:rPr>
-      </w:pPr>
-      <w:r>
-        <w:rPr>
-          <w:rFonts w:ascii="Noto Serif SC" w:eastAsia="Noto Serif SC" w:hAnsi="Noto Serif SC" w:cs="Noto Serif" w:hint="eastAsia"/>
-          <w:sz w:val="24"/>
-          <w:szCs w:val="24"/>
-          <w:lang w:val="en-US"/>
-        </w:rPr>
-        <w:t>曲笛</w:t>
-      </w:r>
-      <w:r>
-        <w:rPr>
-          <w:rFonts w:ascii="Noto Serif SC" w:eastAsia="Noto Serif SC" w:hAnsi="Noto Serif SC" w:cs="Noto Serif"/>
-          <w:sz w:val="24"/>
-          <w:szCs w:val="24"/>
-          <w:lang w:val="en-US"/>
-        </w:rPr>
-        <w:t xml:space="preserve"> (</w:t>
-      </w:r>
-      <w:proofErr w:type="spellStart"/>
-      <w:r>
-        <w:rPr>
-          <w:rFonts w:ascii="Noto Serif SC" w:eastAsia="Noto Serif SC" w:hAnsi="Noto Serif SC" w:cs="Noto Serif"/>
-          <w:sz w:val="24"/>
-          <w:szCs w:val="24"/>
-          <w:lang w:val="en-US"/>
-        </w:rPr>
-        <w:t>Qudi</w:t>
-      </w:r>
-      <w:proofErr w:type="spellEnd"/>
-      <w:r>
-        <w:rPr>
-          <w:rFonts w:ascii="Noto Serif SC" w:eastAsia="Noto Serif SC" w:hAnsi="Noto Serif SC" w:cs="Noto Serif"/>
-          <w:sz w:val="24"/>
-          <w:szCs w:val="24"/>
-          <w:lang w:val="en-US"/>
-        </w:rPr>
-        <w:t>)</w:t>
-      </w:r>
-    </w:p>
-    <w:p>
-      <w:pPr>
-        <w:rPr>
-          <w:rFonts w:ascii="Noto Serif SC" w:eastAsia="Noto Serif SC" w:hAnsi="Noto Serif SC" w:cs="Noto Serif"/>
-          <w:sz w:val="24"/>
-          <w:szCs w:val="24"/>
-          <w:lang w:val="en-GB"/>
-        </w:rPr>
-      </w:pPr>
-      <w:r>
-        <w:rPr>
-          <w:rFonts w:ascii="Noto Serif SC" w:eastAsia="Noto Serif SC" w:hAnsi="Noto Serif SC" w:cs="Noto Serif" w:hint="eastAsia"/>
-          <w:sz w:val="24"/>
-          <w:szCs w:val="24"/>
-          <w:lang w:val="en-GB"/>
-        </w:rPr>
-        <w:t>新笛</w:t>
-      </w:r>
-      <w:r>
-        <w:rPr>
-          <w:rFonts w:ascii="Noto Serif SC" w:eastAsia="Noto Serif SC" w:hAnsi="Noto Serif SC" w:cs="Noto Serif"/>
-          <w:sz w:val="24"/>
-          <w:szCs w:val="24"/>
-          <w:lang w:val="en-GB"/>
-        </w:rPr>
-        <w:t xml:space="preserve"> I, II (</w:t>
-      </w:r>
-      <w:proofErr w:type="spellStart"/>
-      <w:r>
-        <w:rPr>
-          <w:rFonts w:ascii="Noto Serif SC" w:eastAsia="Noto Serif SC" w:hAnsi="Noto Serif SC" w:cs="Noto Serif"/>
-          <w:sz w:val="24"/>
-          <w:szCs w:val="24"/>
-          <w:lang w:val="en-GB"/>
-        </w:rPr>
-        <w:t>Xindi</w:t>
-      </w:r>
-      <w:proofErr w:type="spellEnd"/>
-      <w:r>
-        <w:rPr>
-          <w:rFonts w:ascii="Noto Serif SC" w:eastAsia="Noto Serif SC" w:hAnsi="Noto Serif SC" w:cs="Noto Serif"/>
-          <w:sz w:val="24"/>
-          <w:szCs w:val="24"/>
-          <w:lang w:val="en-GB"/>
-        </w:rPr>
-        <w:t xml:space="preserve"> I, II)</w:t>
-      </w:r>
-    </w:p>
-    <w:p>
-      <w:pPr>
-        <w:rPr>
-          <w:rFonts w:ascii="Noto Serif SC" w:eastAsia="Noto Serif SC" w:hAnsi="Noto Serif SC" w:cs="Noto Serif"/>
-          <w:sz w:val="24"/>
-          <w:szCs w:val="24"/>
-          <w:lang w:val="en-GB"/>
-        </w:rPr>
-      </w:pPr>
-    </w:p>
-    <w:p>
-      <w:pPr>
-        <w:rPr>
-          <w:rFonts w:ascii="Noto Serif SC" w:eastAsia="Noto Serif SC" w:hAnsi="Noto Serif SC" w:cs="Noto Serif"/>
-          <w:sz w:val="24"/>
-          <w:szCs w:val="24"/>
-          <w:lang w:val="en-GB"/>
-        </w:rPr>
-      </w:pPr>
-      <w:r>
-        <w:rPr>
-          <w:rFonts w:ascii="Noto Serif SC" w:eastAsia="Noto Serif SC" w:hAnsi="Noto Serif SC" w:cs="Noto Serif" w:hint="eastAsia"/>
-          <w:sz w:val="24"/>
-          <w:szCs w:val="24"/>
-          <w:lang w:val="en-GB"/>
-        </w:rPr>
-        <w:t>高音笙</w:t>
-      </w:r>
-      <w:r>
-        <w:rPr>
-          <w:rFonts w:ascii="Noto Serif SC" w:eastAsia="Noto Serif SC" w:hAnsi="Noto Serif SC" w:cs="Noto Serif"/>
-          <w:sz w:val="24"/>
-          <w:szCs w:val="24"/>
-          <w:lang w:val="en-GB"/>
-        </w:rPr>
-        <w:t xml:space="preserve"> I, II (</w:t>
-      </w:r>
-      <w:proofErr w:type="spellStart"/>
-      <w:r>
-        <w:rPr>
-          <w:rFonts w:ascii="Noto Serif SC" w:eastAsia="Noto Serif SC" w:hAnsi="Noto Serif SC" w:cs="Noto Serif"/>
-          <w:sz w:val="24"/>
-          <w:szCs w:val="24"/>
-          <w:lang w:val="en-GB"/>
-        </w:rPr>
-        <w:t>Gaoyin</w:t>
-      </w:r>
-      <w:proofErr w:type="spellEnd"/>
-      <w:r>
-        <w:rPr>
-          <w:rFonts w:ascii="Noto Serif SC" w:eastAsia="Noto Serif SC" w:hAnsi="Noto Serif SC" w:cs="Noto Serif"/>
-          <w:sz w:val="24"/>
-          <w:szCs w:val="24"/>
-          <w:lang w:val="en-GB"/>
-        </w:rPr>
-        <w:t xml:space="preserve"> Sheng I, II)</w:t>
-      </w:r>
-    </w:p>
-    <w:p>
-      <w:pPr>
-        <w:rPr>
-          <w:rFonts w:ascii="Noto Serif SC" w:eastAsia="Noto Serif SC" w:hAnsi="Noto Serif SC" w:cs="Noto Serif"/>
-          <w:sz w:val="24"/>
-          <w:szCs w:val="24"/>
-          <w:lang w:val="en-GB"/>
-        </w:rPr>
-      </w:pPr>
-      <w:r>
-        <w:rPr>
-          <w:rFonts w:ascii="Noto Serif SC" w:eastAsia="Noto Serif SC" w:hAnsi="Noto Serif SC" w:cs="Noto Serif" w:hint="eastAsia"/>
-          <w:sz w:val="24"/>
-          <w:szCs w:val="24"/>
-          <w:lang w:val="en-GB"/>
-        </w:rPr>
-        <w:t>中音笙</w:t>
-      </w:r>
-      <w:r>
-        <w:rPr>
-          <w:rFonts w:ascii="Noto Serif SC" w:eastAsia="Noto Serif SC" w:hAnsi="Noto Serif SC" w:cs="Noto Serif"/>
-          <w:sz w:val="24"/>
-          <w:szCs w:val="24"/>
-          <w:lang w:val="en-GB"/>
-        </w:rPr>
-        <w:t xml:space="preserve"> (</w:t>
-      </w:r>
-      <w:proofErr w:type="spellStart"/>
-      <w:r>
-        <w:rPr>
-          <w:rFonts w:ascii="Noto Serif SC" w:eastAsia="Noto Serif SC" w:hAnsi="Noto Serif SC" w:cs="Noto Serif"/>
-          <w:sz w:val="24"/>
-          <w:szCs w:val="24"/>
-          <w:lang w:val="en-GB"/>
-        </w:rPr>
-        <w:t>Zhongyin</w:t>
-      </w:r>
-      <w:proofErr w:type="spellEnd"/>
-      <w:r>
-        <w:rPr>
-          <w:rFonts w:ascii="Noto Serif SC" w:eastAsia="Noto Serif SC" w:hAnsi="Noto Serif SC" w:cs="Noto Serif"/>
-          <w:sz w:val="24"/>
-          <w:szCs w:val="24"/>
-          <w:lang w:val="en-GB"/>
-        </w:rPr>
-        <w:t xml:space="preserve"> Sheng)</w:t>
-      </w:r>
-    </w:p>
-    <w:p>
-      <w:pPr>
-        <w:rPr>
-          <w:rFonts w:ascii="Noto Serif SC" w:eastAsia="Noto Serif SC" w:hAnsi="Noto Serif SC" w:cs="Noto Serif"/>
-          <w:sz w:val="24"/>
-          <w:szCs w:val="24"/>
-          <w:lang w:val="en-GB"/>
-        </w:rPr>
-      </w:pPr>
-      <w:r>
-        <w:rPr>
-          <w:rFonts w:ascii="Noto Serif SC" w:eastAsia="Noto Serif SC" w:hAnsi="Noto Serif SC" w:cs="Noto Serif" w:hint="eastAsia"/>
-          <w:sz w:val="24"/>
-          <w:szCs w:val="24"/>
-          <w:lang w:val="en-GB"/>
-        </w:rPr>
-        <w:t>低音笙</w:t>
-      </w:r>
-      <w:r>
-        <w:rPr>
-          <w:rFonts w:ascii="Noto Serif SC" w:eastAsia="Noto Serif SC" w:hAnsi="Noto Serif SC" w:cs="Noto Serif"/>
-          <w:sz w:val="24"/>
-          <w:szCs w:val="24"/>
-          <w:lang w:val="en-GB"/>
-        </w:rPr>
-        <w:t xml:space="preserve"> (Diyin Sheng)</w:t>
-      </w:r>
-    </w:p>
-    <w:p>
-      <w:pPr>
-        <w:rPr>
-          <w:rFonts w:ascii="Noto Serif SC" w:eastAsia="Noto Serif SC" w:hAnsi="Noto Serif SC" w:cs="Noto Serif"/>
-          <w:sz w:val="24"/>
-          <w:szCs w:val="24"/>
-          <w:lang w:val="en-US"/>
-        </w:rPr>
-      </w:pPr>
-    </w:p>
-    <w:p>
-      <w:pPr>
-        <w:rPr>
-          <w:rFonts w:ascii="Noto Serif SC" w:eastAsia="Noto Serif SC" w:hAnsi="Noto Serif SC" w:cs="Noto Serif"/>
-          <w:sz w:val="24"/>
-          <w:szCs w:val="24"/>
-          <w:lang w:val="en-GB"/>
-        </w:rPr>
-      </w:pPr>
-      <w:r>
-        <w:rPr>
-          <w:rFonts w:ascii="Noto Serif SC" w:eastAsia="Noto Serif SC" w:hAnsi="Noto Serif SC" w:cs="Noto Serif" w:hint="eastAsia"/>
-          <w:sz w:val="24"/>
-          <w:szCs w:val="24"/>
-          <w:lang w:val="en-GB"/>
-        </w:rPr>
-        <w:t>高音唢</w:t>
-      </w:r>
-      <w:r>
-        <w:rPr>
-          <w:rFonts w:ascii="Noto Serif SC" w:eastAsia="Noto Serif SC" w:hAnsi="Noto Serif SC" w:cs="Noto Serif" w:hint="eastAsia"/>
-          <w:sz w:val="24"/>
-          <w:szCs w:val="24"/>
-          <w:lang w:val="en-US"/>
-        </w:rPr>
-        <w:t>吶</w:t>
-      </w:r>
-      <w:r>
-        <w:rPr>
-          <w:rFonts w:ascii="Noto Serif SC" w:eastAsia="Noto Serif SC" w:hAnsi="Noto Serif SC" w:cs="Noto Serif"/>
-          <w:sz w:val="24"/>
-          <w:szCs w:val="24"/>
-          <w:lang w:val="en-US"/>
-        </w:rPr>
-        <w:t xml:space="preserve"> I, II</w:t>
-      </w:r>
-      <w:r>
-        <w:rPr>
-          <w:rFonts w:ascii="Noto Serif SC" w:eastAsia="Noto Serif SC" w:hAnsi="Noto Serif SC" w:cs="Noto Serif"/>
-          <w:sz w:val="24"/>
-          <w:szCs w:val="24"/>
-          <w:lang w:val="en-GB"/>
-        </w:rPr>
-        <w:t xml:space="preserve"> (</w:t>
-      </w:r>
-      <w:proofErr w:type="spellStart"/>
-      <w:r>
-        <w:rPr>
-          <w:rFonts w:ascii="Noto Serif SC" w:eastAsia="Noto Serif SC" w:hAnsi="Noto Serif SC" w:cs="Noto Serif"/>
-          <w:sz w:val="24"/>
-          <w:szCs w:val="24"/>
-          <w:lang w:val="en-GB"/>
-        </w:rPr>
-        <w:t>Gaoyin</w:t>
-      </w:r>
-      <w:proofErr w:type="spellEnd"/>
-      <w:r>
-        <w:rPr>
-          <w:rFonts w:ascii="Noto Serif SC" w:eastAsia="Noto Serif SC" w:hAnsi="Noto Serif SC" w:cs="Noto Serif"/>
-          <w:sz w:val="24"/>
-          <w:szCs w:val="24"/>
-          <w:lang w:val="en-GB"/>
-        </w:rPr>
-        <w:t xml:space="preserve"> </w:t>
-      </w:r>
-      <w:proofErr w:type="spellStart"/>
-      <w:r>
-        <w:rPr>
-          <w:rFonts w:ascii="Noto Serif SC" w:eastAsia="Noto Serif SC" w:hAnsi="Noto Serif SC" w:cs="Noto Serif"/>
-          <w:sz w:val="24"/>
-          <w:szCs w:val="24"/>
-          <w:lang w:val="en-GB"/>
-        </w:rPr>
-        <w:t>Suona</w:t>
-      </w:r>
-      <w:proofErr w:type="spellEnd"/>
-      <w:r>
-        <w:rPr>
-          <w:rFonts w:ascii="Noto Serif SC" w:eastAsia="Noto Serif SC" w:hAnsi="Noto Serif SC" w:cs="Noto Serif"/>
-          <w:sz w:val="24"/>
-          <w:szCs w:val="24"/>
-          <w:lang w:val="en-GB"/>
-        </w:rPr>
-        <w:t xml:space="preserve"> I, II)</w:t>
-      </w:r>
-    </w:p>
-    <w:p>
-      <w:pPr>
-        <w:rPr>
-          <w:rFonts w:ascii="Noto Serif SC" w:eastAsia="Noto Serif SC" w:hAnsi="Noto Serif SC" w:cs="Noto Serif"/>
-          <w:sz w:val="24"/>
-          <w:szCs w:val="24"/>
-          <w:lang w:val="en-US"/>
-        </w:rPr>
-      </w:pPr>
-      <w:r>
-        <w:rPr>
-          <w:rFonts w:ascii="Noto Serif SC" w:eastAsia="Noto Serif SC" w:hAnsi="Noto Serif SC" w:cs="Noto Serif" w:hint="eastAsia"/>
-          <w:sz w:val="24"/>
-          <w:szCs w:val="24"/>
-          <w:lang w:val="en-US"/>
-        </w:rPr>
-        <w:t>中音唢吶</w:t>
-      </w:r>
-      <w:r>
-        <w:rPr>
-          <w:rFonts w:ascii="Noto Serif SC" w:eastAsia="Noto Serif SC" w:hAnsi="Noto Serif SC" w:cs="Noto Serif"/>
-          <w:sz w:val="24"/>
-          <w:szCs w:val="24"/>
-          <w:lang w:val="en-US"/>
-        </w:rPr>
-        <w:t xml:space="preserve"> (</w:t>
-      </w:r>
-      <w:proofErr w:type="spellStart"/>
-      <w:r>
-        <w:rPr>
-          <w:rFonts w:ascii="Noto Serif SC" w:eastAsia="Noto Serif SC" w:hAnsi="Noto Serif SC" w:cs="Noto Serif"/>
-          <w:sz w:val="24"/>
-          <w:szCs w:val="24"/>
-          <w:lang w:val="en-US"/>
-        </w:rPr>
-        <w:t>Zhongyin</w:t>
-      </w:r>
-      <w:proofErr w:type="spellEnd"/>
-      <w:r>
-        <w:rPr>
-          <w:rFonts w:ascii="Noto Serif SC" w:eastAsia="Noto Serif SC" w:hAnsi="Noto Serif SC" w:cs="Noto Serif"/>
-          <w:sz w:val="24"/>
-          <w:szCs w:val="24"/>
-          <w:lang w:val="en-US"/>
-        </w:rPr>
-        <w:t xml:space="preserve"> </w:t>
-      </w:r>
-      <w:proofErr w:type="spellStart"/>
-      <w:r>
-        <w:rPr>
-          <w:rFonts w:ascii="Noto Serif SC" w:eastAsia="Noto Serif SC" w:hAnsi="Noto Serif SC" w:cs="Noto Serif"/>
-          <w:sz w:val="24"/>
-          <w:szCs w:val="24"/>
-          <w:lang w:val="en-US"/>
-        </w:rPr>
-        <w:t>Suona</w:t>
-      </w:r>
-      <w:proofErr w:type="spellEnd"/>
-      <w:r>
-        <w:rPr>
-          <w:rFonts w:ascii="Noto Serif SC" w:eastAsia="Noto Serif SC" w:hAnsi="Noto Serif SC" w:cs="Noto Serif"/>
-          <w:sz w:val="24"/>
-          <w:szCs w:val="24"/>
-          <w:lang w:val="en-US"/>
-        </w:rPr>
-        <w:t>)</w:t>
-      </w:r>
-    </w:p>
-    <w:p>
-      <w:pPr>
-        <w:rPr>
-          <w:rFonts w:ascii="Noto Serif SC" w:eastAsia="Noto Serif SC" w:hAnsi="Noto Serif SC" w:cs="Noto Serif"/>
-          <w:sz w:val="24"/>
-          <w:szCs w:val="24"/>
-          <w:lang w:val="en-US"/>
-        </w:rPr>
-      </w:pPr>
-      <w:r>
-        <w:rPr>
-          <w:rFonts w:ascii="Noto Serif SC" w:eastAsia="Noto Serif SC" w:hAnsi="Noto Serif SC" w:cs="Noto Serif" w:hint="eastAsia"/>
-          <w:sz w:val="24"/>
-          <w:szCs w:val="24"/>
-          <w:lang w:val="en-US"/>
-        </w:rPr>
-        <w:t>次中唢吶</w:t>
-      </w:r>
-      <w:r>
-        <w:rPr>
-          <w:rFonts w:ascii="Noto Serif SC" w:eastAsia="Noto Serif SC" w:hAnsi="Noto Serif SC" w:cs="Noto Serif"/>
-          <w:sz w:val="24"/>
-          <w:szCs w:val="24"/>
-          <w:lang w:val="en-US"/>
-        </w:rPr>
-        <w:t xml:space="preserve"> (</w:t>
-      </w:r>
-      <w:proofErr w:type="spellStart"/>
-      <w:r>
-        <w:rPr>
-          <w:rFonts w:ascii="Noto Serif SC" w:eastAsia="Noto Serif SC" w:hAnsi="Noto Serif SC" w:cs="Noto Serif"/>
-          <w:sz w:val="24"/>
-          <w:szCs w:val="24"/>
-        </w:rPr>
-        <w:t>Cizhongyin</w:t>
-      </w:r>
-      <w:proofErr w:type="spellEnd"/>
-      <w:r>
-        <w:rPr>
-          <w:rFonts w:ascii="Noto Serif SC" w:eastAsia="Noto Serif SC" w:hAnsi="Noto Serif SC" w:cs="Noto Serif"/>
-          <w:sz w:val="24"/>
-          <w:szCs w:val="24"/>
-        </w:rPr>
-        <w:t xml:space="preserve"> </w:t>
-      </w:r>
-      <w:proofErr w:type="spellStart"/>
-      <w:r>
-        <w:rPr>
-          <w:rFonts w:ascii="Noto Serif SC" w:eastAsia="Noto Serif SC" w:hAnsi="Noto Serif SC" w:cs="Noto Serif"/>
-          <w:sz w:val="24"/>
-          <w:szCs w:val="24"/>
-          <w:lang w:val="en-US"/>
-        </w:rPr>
-        <w:t>Suona</w:t>
-      </w:r>
-      <w:proofErr w:type="spellEnd"/>
-      <w:r>
-        <w:rPr>
-          <w:rFonts w:ascii="Noto Serif SC" w:eastAsia="Noto Serif SC" w:hAnsi="Noto Serif SC" w:cs="Noto Serif"/>
-          <w:sz w:val="24"/>
-          <w:szCs w:val="24"/>
-          <w:lang w:val="en-US"/>
-        </w:rPr>
-        <w:t>)</w:t>
-      </w:r>
-    </w:p>
-    <w:p>
-      <w:pPr>
-        <w:rPr>
-          <w:rFonts w:ascii="Noto Serif SC" w:eastAsia="Noto Serif SC" w:hAnsi="Noto Serif SC" w:cs="Noto Serif"/>
-          <w:sz w:val="24"/>
-          <w:szCs w:val="24"/>
-          <w:lang w:val="en-US"/>
-        </w:rPr>
-      </w:pPr>
-      <w:r>
-        <w:rPr>
-          <w:rFonts w:ascii="Noto Serif SC" w:eastAsia="Noto Serif SC" w:hAnsi="Noto Serif SC" w:cs="Noto Serif" w:hint="eastAsia"/>
-          <w:sz w:val="24"/>
-          <w:szCs w:val="24"/>
-        </w:rPr>
-        <w:t>低音唢吶</w:t>
-      </w:r>
-      <w:r>
-        <w:rPr>
-          <w:rFonts w:ascii="Noto Serif SC" w:eastAsia="Noto Serif SC" w:hAnsi="Noto Serif SC" w:cs="Noto Serif"/>
-          <w:sz w:val="24"/>
-          <w:szCs w:val="24"/>
-        </w:rPr>
-        <w:t xml:space="preserve"> </w:t>
-      </w:r>
-      <w:r>
-        <w:rPr>
-          <w:rFonts w:ascii="Noto Serif SC" w:eastAsia="Noto Serif SC" w:hAnsi="Noto Serif SC" w:cs="Noto Serif"/>
-          <w:sz w:val="24"/>
-          <w:szCs w:val="24"/>
-          <w:lang w:val="en-US"/>
-        </w:rPr>
-        <w:t>(</w:t>
-      </w:r>
-      <w:proofErr w:type="spellStart"/>
-      <w:r>
-        <w:rPr>
-          <w:rFonts w:ascii="Noto Serif SC" w:eastAsia="Noto Serif SC" w:hAnsi="Noto Serif SC" w:cs="Noto Serif"/>
-          <w:sz w:val="24"/>
-          <w:szCs w:val="24"/>
-        </w:rPr>
-        <w:t>Diyin</w:t>
-      </w:r>
-      <w:proofErr w:type="spellEnd"/>
-      <w:r>
-        <w:rPr>
-          <w:rFonts w:ascii="Noto Serif SC" w:eastAsia="Noto Serif SC" w:hAnsi="Noto Serif SC" w:cs="Noto Serif"/>
-          <w:sz w:val="24"/>
-          <w:szCs w:val="24"/>
-        </w:rPr>
-        <w:t xml:space="preserve"> </w:t>
-      </w:r>
-      <w:proofErr w:type="spellStart"/>
-      <w:r>
-        <w:rPr>
-          <w:rFonts w:ascii="Noto Serif SC" w:eastAsia="Noto Serif SC" w:hAnsi="Noto Serif SC" w:cs="Noto Serif"/>
-          <w:sz w:val="24"/>
-          <w:szCs w:val="24"/>
-        </w:rPr>
-        <w:t>Suona</w:t>
-      </w:r>
-      <w:proofErr w:type="spellEnd"/>
-      <w:r>
-        <w:rPr>
-          <w:rFonts w:ascii="Noto Serif SC" w:eastAsia="Noto Serif SC" w:hAnsi="Noto Serif SC" w:cs="Noto Serif"/>
-          <w:sz w:val="24"/>
-          <w:szCs w:val="24"/>
-          <w:lang w:val="en-US"/>
-        </w:rPr>
-        <w:t>)</w:t>
-      </w:r>
-    </w:p>
-    <w:p>
-      <w:pPr>
-        <w:rPr>
-          <w:rFonts w:ascii="Noto Serif SC" w:eastAsia="Noto Serif SC" w:hAnsi="Noto Serif SC" w:cs="Noto Serif"/>
-          <w:sz w:val="24"/>
-          <w:szCs w:val="24"/>
-          <w:lang w:val="en-US"/>
-        </w:rPr>
-      </w:pPr>
-    </w:p>
-    <w:p>
-      <w:pPr>
-        <w:rPr>
-          <w:rFonts w:ascii="Noto Serif SC" w:eastAsia="Noto Serif SC" w:hAnsi="Noto Serif SC" w:cs="Noto Serif"/>
-          <w:sz w:val="24"/>
-          <w:szCs w:val="24"/>
-          <w:lang w:val="en-US"/>
-        </w:rPr>
-      </w:pPr>
-      <w:r>
-        <w:rPr>
-          <w:rFonts w:ascii="Noto Serif SC" w:eastAsia="Noto Serif SC" w:hAnsi="Noto Serif SC" w:cs="Noto Serif" w:hint="eastAsia"/>
-          <w:sz w:val="24"/>
-          <w:szCs w:val="24"/>
-          <w:lang w:val="en-US"/>
-        </w:rPr>
-        <w:t>扬琴</w:t>
-      </w:r>
-      <w:r>
-        <w:rPr>
-          <w:rFonts w:ascii="Noto Serif SC" w:eastAsia="Noto Serif SC" w:hAnsi="Noto Serif SC" w:cs="Noto Serif"/>
-          <w:sz w:val="24"/>
-          <w:szCs w:val="24"/>
-          <w:lang w:val="en-US"/>
-        </w:rPr>
-        <w:t xml:space="preserve"> I, II (Yangqin I, II)</w:t>
-      </w:r>
-    </w:p>
-    <w:p>
-      <w:pPr>
-        <w:rPr>
-          <w:rFonts w:ascii="Noto Serif SC" w:eastAsia="Noto Serif SC" w:hAnsi="Noto Serif SC" w:cs="Noto Serif"/>
-          <w:sz w:val="24"/>
-          <w:szCs w:val="24"/>
-          <w:lang w:val="en-US"/>
-        </w:rPr>
-      </w:pPr>
-      <w:r>
-        <w:rPr>
-          <w:rFonts w:ascii="Noto Serif SC" w:eastAsia="Noto Serif SC" w:hAnsi="Noto Serif SC" w:cs="Noto Serif" w:hint="eastAsia"/>
-          <w:sz w:val="24"/>
-          <w:szCs w:val="24"/>
-          <w:lang w:val="en-US"/>
-        </w:rPr>
-        <w:t>柳琴</w:t>
-      </w:r>
-      <w:r>
-        <w:rPr>
-          <w:rFonts w:ascii="Noto Serif SC" w:eastAsia="Noto Serif SC" w:hAnsi="Noto Serif SC" w:cs="Noto Serif"/>
-          <w:sz w:val="24"/>
-          <w:szCs w:val="24"/>
-          <w:lang w:val="en-US"/>
-        </w:rPr>
-        <w:t xml:space="preserve"> I, II (</w:t>
-      </w:r>
-      <w:proofErr w:type="spellStart"/>
-      <w:r>
-        <w:rPr>
-          <w:rFonts w:ascii="Noto Serif SC" w:eastAsia="Noto Serif SC" w:hAnsi="Noto Serif SC" w:cs="Noto Serif"/>
-          <w:sz w:val="24"/>
-          <w:szCs w:val="24"/>
-          <w:lang w:val="en-US"/>
-        </w:rPr>
-        <w:t>Liuqin</w:t>
-      </w:r>
-      <w:proofErr w:type="spellEnd"/>
-      <w:r>
-        <w:rPr>
-          <w:rFonts w:ascii="Noto Serif SC" w:eastAsia="Noto Serif SC" w:hAnsi="Noto Serif SC" w:cs="Noto Serif"/>
-          <w:sz w:val="24"/>
-          <w:szCs w:val="24"/>
-          <w:lang w:val="en-US"/>
-        </w:rPr>
-        <w:t xml:space="preserve"> I, II)</w:t>
-      </w:r>
-    </w:p>
-    <w:p>
-      <w:pPr>
-        <w:rPr>
-          <w:rFonts w:ascii="Noto Serif SC" w:eastAsia="Noto Serif SC" w:hAnsi="Noto Serif SC" w:cs="Noto Serif"/>
-          <w:sz w:val="24"/>
-          <w:szCs w:val="24"/>
-          <w:lang w:val="en-US"/>
-        </w:rPr>
-      </w:pPr>
-      <w:r>
-        <w:rPr>
-          <w:rFonts w:ascii="Noto Serif SC" w:eastAsia="Noto Serif SC" w:hAnsi="Noto Serif SC" w:cs="Noto Serif" w:hint="eastAsia"/>
-          <w:sz w:val="24"/>
-          <w:szCs w:val="24"/>
-          <w:lang w:val="en-US"/>
-        </w:rPr>
-        <w:t>琵琶</w:t>
-      </w:r>
-      <w:r>
-        <w:rPr>
-          <w:rFonts w:ascii="Noto Serif SC" w:eastAsia="Noto Serif SC" w:hAnsi="Noto Serif SC" w:cs="Noto Serif"/>
-          <w:sz w:val="24"/>
-          <w:szCs w:val="24"/>
-          <w:lang w:val="en-US"/>
-        </w:rPr>
-        <w:t xml:space="preserve"> I-IV (Pipa I-IV)</w:t>
-      </w:r>
-    </w:p>
-    <w:p>
-      <w:pPr>
-        <w:rPr>
-          <w:rFonts w:ascii="Noto Serif SC" w:eastAsia="Noto Serif SC" w:hAnsi="Noto Serif SC" w:cs="Noto Serif"/>
-          <w:sz w:val="24"/>
-          <w:szCs w:val="24"/>
-          <w:lang w:val="en-US"/>
-        </w:rPr>
-      </w:pPr>
-      <w:r>
-        <w:rPr>
-          <w:rFonts w:ascii="Noto Serif SC" w:eastAsia="Noto Serif SC" w:hAnsi="Noto Serif SC" w:cs="Noto Serif" w:hint="eastAsia"/>
-          <w:sz w:val="24"/>
-          <w:szCs w:val="24"/>
-          <w:lang w:val="en-US"/>
-        </w:rPr>
-        <w:t>中阮</w:t>
-      </w:r>
-      <w:r>
-        <w:rPr>
-          <w:rFonts w:ascii="Noto Serif SC" w:eastAsia="Noto Serif SC" w:hAnsi="Noto Serif SC" w:cs="Noto Serif"/>
-          <w:sz w:val="24"/>
-          <w:szCs w:val="24"/>
-          <w:lang w:val="en-US"/>
-        </w:rPr>
-        <w:t xml:space="preserve"> I-IV (Zhongruan I-IV)</w:t>
-      </w:r>
-    </w:p>
-    <w:p>
-      <w:pPr>
-        <w:rPr>
-          <w:rFonts w:ascii="Noto Serif SC" w:eastAsia="Noto Serif SC" w:hAnsi="Noto Serif SC" w:cs="Noto Serif"/>
-          <w:sz w:val="24"/>
-          <w:szCs w:val="24"/>
-          <w:lang w:val="en-US"/>
-        </w:rPr>
-      </w:pPr>
-      <w:r>
-        <w:rPr>
-          <w:rFonts w:ascii="Noto Serif SC" w:eastAsia="Noto Serif SC" w:hAnsi="Noto Serif SC" w:cs="Noto Serif" w:hint="eastAsia"/>
-          <w:sz w:val="24"/>
-          <w:szCs w:val="24"/>
-          <w:lang w:val="en-US"/>
-        </w:rPr>
-        <w:t>大阮</w:t>
-      </w:r>
-      <w:r>
-        <w:rPr>
-          <w:rFonts w:ascii="Noto Serif SC" w:eastAsia="Noto Serif SC" w:hAnsi="Noto Serif SC" w:cs="Noto Serif"/>
-          <w:sz w:val="24"/>
-          <w:szCs w:val="24"/>
-          <w:lang w:val="en-US"/>
-        </w:rPr>
-        <w:t xml:space="preserve"> I, II (Daruan I, II)</w:t>
-      </w:r>
-    </w:p>
-    <w:p>
-      <w:pPr>
-        <w:rPr>
-          <w:rFonts w:ascii="Noto Serif SC" w:eastAsia="Noto Serif SC" w:hAnsi="Noto Serif SC" w:cs="Noto Serif"/>
-          <w:sz w:val="24"/>
-          <w:szCs w:val="24"/>
-          <w:lang w:val="en-US"/>
-        </w:rPr>
-      </w:pPr>
-    </w:p>
-    <w:p>
-      <w:pPr>
-        <w:rPr>
-          <w:rFonts w:ascii="Noto Serif SC" w:eastAsia="Noto Serif SC" w:hAnsi="Noto Serif SC" w:cs="Noto Serif"/>
-          <w:sz w:val="24"/>
-          <w:szCs w:val="24"/>
-          <w:lang w:val="en-US"/>
-        </w:rPr>
-      </w:pPr>
-      <w:r>
-        <w:rPr>
-          <w:rFonts w:ascii="Noto Serif SC" w:eastAsia="Noto Serif SC" w:hAnsi="Noto Serif SC" w:cs="Noto Serif" w:hint="eastAsia"/>
-          <w:sz w:val="24"/>
-          <w:szCs w:val="24"/>
-        </w:rPr>
-        <w:t>古筝</w:t>
-      </w:r>
-      <w:r>
-        <w:rPr>
-          <w:rFonts w:ascii="Noto Serif SC" w:eastAsia="Noto Serif SC" w:hAnsi="Noto Serif SC" w:cs="Noto Serif"/>
-          <w:sz w:val="24"/>
-          <w:szCs w:val="24"/>
-          <w:lang w:val="en-US"/>
-        </w:rPr>
-        <w:t xml:space="preserve"> (Guzheng)</w:t>
-      </w:r>
-    </w:p>
-    <w:p>
-      <w:pPr>
-        <w:rPr>
-          <w:rFonts w:ascii="Noto Serif SC" w:eastAsia="Noto Serif SC" w:hAnsi="Noto Serif SC" w:cs="Noto Serif"/>
-          <w:sz w:val="24"/>
-          <w:szCs w:val="24"/>
-          <w:lang w:val="en-US"/>
-        </w:rPr>
-      </w:pPr>
-    </w:p>
-    <w:p>
-      <w:pPr>
-        <w:rPr>
-          <w:rFonts w:ascii="Noto Serif SC" w:eastAsia="Noto Serif SC" w:hAnsi="Noto Serif SC" w:cs="Noto Serif"/>
-          <w:sz w:val="24"/>
-          <w:szCs w:val="24"/>
-          <w:lang w:val="en-US"/>
-        </w:rPr>
-      </w:pPr>
-      <w:r>
-        <w:rPr>
-          <w:rFonts w:ascii="Noto Serif SC" w:eastAsia="Noto Serif SC" w:hAnsi="Noto Serif SC" w:cs="Noto Serif" w:hint="eastAsia"/>
-          <w:sz w:val="24"/>
-          <w:szCs w:val="24"/>
-        </w:rPr>
-        <w:t>定音鼓</w:t>
-      </w:r>
-      <w:r>
-        <w:rPr>
-          <w:rFonts w:ascii="Noto Serif SC" w:eastAsia="Noto Serif SC" w:hAnsi="Noto Serif SC" w:cs="Noto Serif"/>
-          <w:sz w:val="24"/>
-          <w:szCs w:val="24"/>
-          <w:lang w:val="en-US"/>
-        </w:rPr>
-        <w:t xml:space="preserve"> (Timpani)</w:t>
-      </w:r>
-    </w:p>
-    <w:p>
-      <w:pPr>
-        <w:rPr>
-          <w:rFonts w:ascii="Noto Serif SC" w:eastAsia="Noto Serif SC" w:hAnsi="Noto Serif SC" w:cs="Noto Serif"/>
-          <w:sz w:val="24"/>
-          <w:szCs w:val="24"/>
-          <w:lang w:val="en-US"/>
-        </w:rPr>
-      </w:pPr>
-      <w:r>
-        <w:rPr>
-          <w:rFonts w:ascii="Noto Serif SC" w:eastAsia="Noto Serif SC" w:hAnsi="Noto Serif SC" w:cs="Noto Serif"/>
-          <w:sz w:val="24"/>
-          <w:szCs w:val="24"/>
-        </w:rPr>
-        <w:t>4</w:t>
-      </w:r>
-      <w:r>
-        <w:rPr>
-          <w:rFonts w:ascii="Noto Serif SC" w:eastAsia="Noto Serif SC" w:hAnsi="Noto Serif SC" w:cs="Noto Serif" w:hint="eastAsia"/>
-          <w:sz w:val="24"/>
-          <w:szCs w:val="24"/>
-        </w:rPr>
-        <w:t xml:space="preserve"> 打击乐 </w:t>
-      </w:r>
-      <w:r>
-        <w:rPr>
-          <w:rFonts w:ascii="Noto Serif SC" w:eastAsia="Noto Serif SC" w:hAnsi="Noto Serif SC" w:cs="Noto Serif"/>
-          <w:sz w:val="24"/>
-          <w:szCs w:val="24"/>
-        </w:rPr>
-        <w:t>(</w:t>
-      </w:r>
-      <w:r>
-        <w:rPr>
-          <w:rFonts w:ascii="Noto Serif SC" w:eastAsia="Noto Serif SC" w:hAnsi="Noto Serif SC" w:cs="Noto Serif"/>
-          <w:sz w:val="24"/>
-          <w:szCs w:val="24"/>
-        </w:rPr>
-        <w:t>4</w:t>
-      </w:r>
-      <w:r>
-        <w:rPr>
-          <w:rFonts w:ascii="Noto Serif SC" w:eastAsia="Noto Serif SC" w:hAnsi="Noto Serif SC" w:cs="Noto Serif"/>
-          <w:sz w:val="24"/>
-          <w:szCs w:val="24"/>
-        </w:rPr>
-        <w:t xml:space="preserve"> Percussion</w:t>
-      </w:r>
-      <w:r>
-        <w:rPr>
-          <w:rFonts w:ascii="Noto Serif SC" w:eastAsia="Noto Serif SC" w:hAnsi="Noto Serif SC" w:cs="Noto Serif"/>
-          <w:sz w:val="24"/>
-          <w:szCs w:val="24"/>
-        </w:rPr>
-        <w:t>)</w:t>
-      </w:r>
-    </w:p>
-    <w:p>
-      <w:pPr>
-        <w:rPr>
-          <w:rFonts w:ascii="Noto Serif SC" w:eastAsia="Noto Serif SC" w:hAnsi="Noto Serif SC" w:cs="Noto Serif"/>
-          <w:sz w:val="20"/>
-          <w:szCs w:val="20"/>
-          <w:lang w:val="en-US"/>
-        </w:rPr>
-      </w:pPr>
-      <w:r>
-        <w:rPr>
-          <w:rFonts w:ascii="Noto Serif SC" w:eastAsia="Noto Serif SC" w:hAnsi="Noto Serif SC" w:cs="Noto Serif"/>
-          <w:sz w:val="20"/>
-          <w:szCs w:val="20"/>
-          <w:lang w:val="en-US"/>
-        </w:rPr>
-        <w:t xml:space="preserve">I: </w:t>
-      </w:r>
-      <w:r>
-        <w:rPr>
-          <w:rFonts w:ascii="Noto Serif SC" w:eastAsia="Noto Serif SC" w:hAnsi="Noto Serif SC" w:cs="Noto Serif" w:hint="eastAsia"/>
-          <w:sz w:val="20"/>
-          <w:szCs w:val="20"/>
-        </w:rPr>
-        <w:t>大军鼓</w:t>
-      </w:r>
-      <w:r>
-        <w:rPr>
-          <w:rFonts w:ascii="Noto Serif SC" w:eastAsia="Noto Serif SC" w:hAnsi="Noto Serif SC" w:cs="Noto Serif"/>
-          <w:sz w:val="20"/>
-          <w:szCs w:val="20"/>
-        </w:rPr>
-        <w:t xml:space="preserve"> (Bass Drum), </w:t>
-      </w:r>
-      <w:r>
-        <w:rPr>
-          <w:rFonts w:ascii="Noto Serif SC" w:eastAsia="Noto Serif SC" w:hAnsi="Noto Serif SC" w:cs="Noto Serif" w:hint="eastAsia"/>
-          <w:sz w:val="20"/>
-          <w:szCs w:val="20"/>
-        </w:rPr>
-        <w:t>板鼓</w:t>
-      </w:r>
-      <w:r>
-        <w:rPr>
-          <w:rFonts w:ascii="Noto Serif SC" w:eastAsia="Noto Serif SC" w:hAnsi="Noto Serif SC" w:cs="Noto Serif"/>
-          <w:sz w:val="20"/>
-          <w:szCs w:val="20"/>
-        </w:rPr>
-        <w:t xml:space="preserve"> (Bangu)</w:t>
-      </w:r>
-    </w:p>
-    <w:p>
-      <w:pPr>
-        <w:rPr>
-          <w:rFonts w:ascii="Noto Serif SC" w:eastAsia="Noto Serif SC" w:hAnsi="Noto Serif SC" w:cs="Noto Serif"/>
-          <w:sz w:val="20"/>
-          <w:szCs w:val="20"/>
-        </w:rPr>
-      </w:pPr>
-      <w:r>
-        <w:rPr>
-          <w:rFonts w:ascii="Noto Serif SC" w:eastAsia="Noto Serif SC" w:hAnsi="Noto Serif SC" w:cs="Noto Serif"/>
-          <w:sz w:val="20"/>
-          <w:szCs w:val="20"/>
-          <w:lang w:val="en-US"/>
-        </w:rPr>
-        <w:t xml:space="preserve">II: </w:t>
-      </w:r>
-      <w:r>
-        <w:rPr>
-          <w:rFonts w:ascii="Noto Serif SC" w:eastAsia="Noto Serif SC" w:hAnsi="Noto Serif SC" w:cs="Noto Serif" w:hint="eastAsia"/>
-          <w:sz w:val="20"/>
-          <w:szCs w:val="20"/>
-        </w:rPr>
-        <w:t>吊镲</w:t>
-      </w:r>
-      <w:r>
-        <w:rPr>
-          <w:rFonts w:ascii="Noto Serif SC" w:eastAsia="Noto Serif SC" w:hAnsi="Noto Serif SC" w:cs="Noto Serif"/>
-          <w:sz w:val="20"/>
-          <w:szCs w:val="20"/>
-        </w:rPr>
-        <w:t xml:space="preserve"> (Suspended Cymbals), </w:t>
-      </w:r>
-      <w:r>
-        <w:rPr>
-          <w:rFonts w:ascii="Noto Serif SC" w:eastAsia="Noto Serif SC" w:hAnsi="Noto Serif SC" w:cs="Noto Serif" w:hint="eastAsia"/>
-          <w:sz w:val="20"/>
-          <w:szCs w:val="20"/>
-        </w:rPr>
-        <w:t>碰铃</w:t>
-      </w:r>
-      <w:r>
-        <w:rPr>
-          <w:rFonts w:ascii="Noto Serif SC" w:eastAsia="Noto Serif SC" w:hAnsi="Noto Serif SC" w:cs="Noto Serif"/>
-          <w:sz w:val="20"/>
-          <w:szCs w:val="20"/>
-        </w:rPr>
-        <w:t xml:space="preserve"> (</w:t>
-      </w:r>
-      <w:proofErr w:type="spellStart"/>
-      <w:r>
-        <w:rPr>
-          <w:rFonts w:ascii="Noto Serif SC" w:eastAsia="Noto Serif SC" w:hAnsi="Noto Serif SC" w:cs="Noto Serif"/>
-          <w:sz w:val="20"/>
-          <w:szCs w:val="20"/>
-        </w:rPr>
-        <w:t>Pengling</w:t>
-      </w:r>
-      <w:proofErr w:type="spellEnd"/>
-      <w:r>
-        <w:rPr>
-          <w:rFonts w:ascii="Noto Serif SC" w:eastAsia="Noto Serif SC" w:hAnsi="Noto Serif SC" w:cs="Noto Serif"/>
-          <w:sz w:val="20"/>
-          <w:szCs w:val="20"/>
-        </w:rPr>
-        <w:t xml:space="preserve">), </w:t>
-      </w:r>
-      <w:r>
-        <w:rPr>
-          <w:rFonts w:ascii="Noto Serif SC" w:eastAsia="Noto Serif SC" w:hAnsi="Noto Serif SC" w:cs="Noto Serif" w:hint="eastAsia"/>
-          <w:sz w:val="20"/>
-          <w:szCs w:val="20"/>
-        </w:rPr>
-        <w:t>低音木鱼</w:t>
-      </w:r>
-      <w:r>
-        <w:rPr>
-          <w:rFonts w:ascii="Noto Serif SC" w:eastAsia="Noto Serif SC" w:hAnsi="Noto Serif SC" w:cs="Noto Serif"/>
-          <w:sz w:val="20"/>
-          <w:szCs w:val="20"/>
-        </w:rPr>
-        <w:t xml:space="preserve"> (Low Woodblock)</w:t>
-      </w:r>
-    </w:p>
-    <w:p>
-      <w:pPr>
-        <w:rPr>
-          <w:rFonts w:ascii="Noto Serif SC" w:eastAsia="Noto Serif SC" w:hAnsi="Noto Serif SC" w:cs="Noto Serif"/>
-          <w:sz w:val="20"/>
-          <w:szCs w:val="20"/>
-        </w:rPr>
-      </w:pPr>
-      <w:r>
-        <w:rPr>
-          <w:rFonts w:ascii="Noto Serif SC" w:eastAsia="Noto Serif SC" w:hAnsi="Noto Serif SC" w:cs="Noto Serif"/>
-          <w:sz w:val="20"/>
-          <w:szCs w:val="20"/>
-          <w:lang w:val="en-US"/>
-        </w:rPr>
-        <w:t xml:space="preserve">III: </w:t>
-      </w:r>
-      <w:r>
-        <w:rPr>
-          <w:rFonts w:ascii="Noto Serif SC" w:eastAsia="Noto Serif SC" w:hAnsi="Noto Serif SC" w:cs="Noto Serif" w:hint="eastAsia"/>
-          <w:sz w:val="20"/>
-          <w:szCs w:val="20"/>
-          <w:lang w:val="en-US"/>
-        </w:rPr>
-        <w:t>小军鼓</w:t>
-      </w:r>
-      <w:r>
-        <w:rPr>
-          <w:rFonts w:ascii="Noto Serif SC" w:eastAsia="Noto Serif SC" w:hAnsi="Noto Serif SC" w:cs="Noto Serif"/>
-          <w:sz w:val="20"/>
-          <w:szCs w:val="20"/>
-          <w:lang w:val="en-US"/>
-        </w:rPr>
-        <w:t xml:space="preserve"> (Snare Drum), </w:t>
-      </w:r>
-      <w:r>
-        <w:rPr>
-          <w:rFonts w:ascii="Noto Serif SC" w:eastAsia="Noto Serif SC" w:hAnsi="Noto Serif SC" w:cs="Noto Serif" w:hint="eastAsia"/>
-          <w:sz w:val="20"/>
-          <w:szCs w:val="20"/>
-        </w:rPr>
-        <w:t>铃鼓</w:t>
-      </w:r>
-      <w:r>
-        <w:rPr>
-          <w:rFonts w:ascii="Noto Serif SC" w:eastAsia="Noto Serif SC" w:hAnsi="Noto Serif SC" w:cs="Noto Serif"/>
-          <w:sz w:val="20"/>
-          <w:szCs w:val="20"/>
-        </w:rPr>
-        <w:t xml:space="preserve"> (Tambourine), </w:t>
-      </w:r>
-      <w:r>
-        <w:rPr>
-          <w:rFonts w:ascii="Noto Serif SC" w:eastAsia="Noto Serif SC" w:hAnsi="Noto Serif SC" w:cs="Noto Serif" w:hint="eastAsia"/>
-          <w:sz w:val="20"/>
-          <w:szCs w:val="20"/>
-        </w:rPr>
-        <w:t>钟琴</w:t>
-      </w:r>
-      <w:r>
-        <w:rPr>
-          <w:rFonts w:ascii="Noto Serif SC" w:eastAsia="Noto Serif SC" w:hAnsi="Noto Serif SC" w:cs="Noto Serif"/>
-          <w:sz w:val="20"/>
-          <w:szCs w:val="20"/>
-        </w:rPr>
-        <w:t xml:space="preserve"> (Glockenspiel), </w:t>
-      </w:r>
-      <w:r>
-        <w:rPr>
-          <w:rFonts w:ascii="Noto Serif SC" w:eastAsia="Noto Serif SC" w:hAnsi="Noto Serif SC" w:cs="Noto Serif" w:hint="eastAsia"/>
-          <w:sz w:val="20"/>
-          <w:szCs w:val="20"/>
-        </w:rPr>
-        <w:t>小钹</w:t>
-      </w:r>
-      <w:r>
-        <w:rPr>
-          <w:rFonts w:ascii="Noto Serif SC" w:eastAsia="Noto Serif SC" w:hAnsi="Noto Serif SC" w:cs="Noto Serif"/>
-          <w:sz w:val="20"/>
-          <w:szCs w:val="20"/>
-        </w:rPr>
-        <w:t xml:space="preserve"> (Xiaobo), </w:t>
-      </w:r>
-      <w:r>
-        <w:rPr>
-          <w:rFonts w:ascii="Noto Serif SC" w:eastAsia="Noto Serif SC" w:hAnsi="Noto Serif SC" w:cs="Noto Serif" w:hint="eastAsia"/>
-          <w:sz w:val="20"/>
-          <w:szCs w:val="20"/>
-        </w:rPr>
-        <w:t>小堂鼓</w:t>
-      </w:r>
-      <w:r>
-        <w:rPr>
-          <w:rFonts w:ascii="Noto Serif SC" w:eastAsia="Noto Serif SC" w:hAnsi="Noto Serif SC" w:cs="Noto Serif"/>
-          <w:sz w:val="20"/>
-          <w:szCs w:val="20"/>
-        </w:rPr>
-        <w:t xml:space="preserve"> (</w:t>
-      </w:r>
-      <w:proofErr w:type="spellStart"/>
-      <w:r>
-        <w:rPr>
-          <w:rFonts w:ascii="Noto Serif SC" w:eastAsia="Noto Serif SC" w:hAnsi="Noto Serif SC" w:cs="Noto Serif"/>
-          <w:sz w:val="20"/>
-          <w:szCs w:val="20"/>
-        </w:rPr>
-        <w:t>Xiaotanggu</w:t>
-      </w:r>
-      <w:proofErr w:type="spellEnd"/>
-      <w:r>
-        <w:rPr>
-          <w:rFonts w:ascii="Noto Serif SC" w:eastAsia="Noto Serif SC" w:hAnsi="Noto Serif SC" w:cs="Noto Serif"/>
-          <w:sz w:val="20"/>
-          <w:szCs w:val="20"/>
-        </w:rPr>
-        <w:t>)</w:t>
-      </w:r>
-    </w:p>
-    <w:p>
-      <w:pPr>
-        <w:rPr>
-          <w:rFonts w:ascii="Noto Serif SC" w:eastAsia="Noto Serif SC" w:hAnsi="Noto Serif SC" w:cs="Noto Serif"/>
-          <w:sz w:val="20"/>
-          <w:szCs w:val="20"/>
-          <w:lang w:val="en-US"/>
-        </w:rPr>
-      </w:pPr>
-      <w:r>
-        <w:rPr>
-          <w:rFonts w:ascii="Noto Serif SC" w:eastAsia="Noto Serif SC" w:hAnsi="Noto Serif SC" w:cs="Noto Serif"/>
-          <w:sz w:val="20"/>
-          <w:szCs w:val="20"/>
-          <w:lang w:val="en-US"/>
-        </w:rPr>
-        <w:t xml:space="preserve">IV: </w:t>
-      </w:r>
-      <w:r>
-        <w:rPr>
-          <w:rFonts w:ascii="Noto Serif SC" w:eastAsia="Noto Serif SC" w:hAnsi="Noto Serif SC" w:cs="Noto Serif" w:hint="eastAsia"/>
-          <w:sz w:val="20"/>
-          <w:szCs w:val="20"/>
-        </w:rPr>
-        <w:t>鞭子</w:t>
-      </w:r>
-      <w:r>
-        <w:rPr>
-          <w:rFonts w:ascii="Noto Serif SC" w:eastAsia="Noto Serif SC" w:hAnsi="Noto Serif SC" w:cs="Noto Serif"/>
-          <w:sz w:val="20"/>
-          <w:szCs w:val="20"/>
-        </w:rPr>
-        <w:t xml:space="preserve"> (Whip), </w:t>
-      </w:r>
-      <w:r>
-        <w:rPr>
-          <w:rFonts w:ascii="Noto Serif SC" w:eastAsia="Noto Serif SC" w:hAnsi="Noto Serif SC" w:cs="Noto Serif" w:hint="eastAsia"/>
-          <w:sz w:val="20"/>
-          <w:szCs w:val="20"/>
-        </w:rPr>
-        <w:t>中钹</w:t>
-      </w:r>
-      <w:r>
-        <w:rPr>
-          <w:rFonts w:ascii="Noto Serif SC" w:eastAsia="Noto Serif SC" w:hAnsi="Noto Serif SC" w:cs="Noto Serif"/>
-          <w:sz w:val="20"/>
-          <w:szCs w:val="20"/>
-        </w:rPr>
-        <w:t xml:space="preserve"> (</w:t>
-      </w:r>
-      <w:proofErr w:type="spellStart"/>
-      <w:r>
-        <w:rPr>
-          <w:rFonts w:ascii="Noto Serif SC" w:eastAsia="Noto Serif SC" w:hAnsi="Noto Serif SC" w:cs="Noto Serif"/>
-          <w:sz w:val="20"/>
-          <w:szCs w:val="20"/>
-        </w:rPr>
-        <w:t>Zhongbo</w:t>
-      </w:r>
-      <w:proofErr w:type="spellEnd"/>
-      <w:r>
-        <w:rPr>
-          <w:rFonts w:ascii="Noto Serif SC" w:eastAsia="Noto Serif SC" w:hAnsi="Noto Serif SC" w:cs="Noto Serif"/>
-          <w:sz w:val="20"/>
-          <w:szCs w:val="20"/>
-        </w:rPr>
-        <w:t xml:space="preserve">), </w:t>
-      </w:r>
-      <w:r>
-        <w:rPr>
-          <w:rFonts w:ascii="Noto Serif SC" w:eastAsia="Noto Serif SC" w:hAnsi="Noto Serif SC" w:cs="Noto Serif" w:hint="eastAsia"/>
-          <w:sz w:val="20"/>
-          <w:szCs w:val="20"/>
-        </w:rPr>
-        <w:t>中国小钹</w:t>
-      </w:r>
-      <w:r>
-        <w:rPr>
-          <w:rFonts w:ascii="Noto Serif SC" w:eastAsia="Noto Serif SC" w:hAnsi="Noto Serif SC" w:cs="Noto Serif"/>
-          <w:sz w:val="20"/>
-          <w:szCs w:val="20"/>
-          <w:lang w:val="en-GB"/>
-        </w:rPr>
-        <w:t xml:space="preserve"> (</w:t>
-      </w:r>
-      <w:proofErr w:type="spellStart"/>
-      <w:r>
-        <w:rPr>
-          <w:rFonts w:ascii="Noto Serif SC" w:eastAsia="Noto Serif SC" w:hAnsi="Noto Serif SC" w:cs="Noto Serif"/>
-          <w:sz w:val="20"/>
-          <w:szCs w:val="20"/>
-        </w:rPr>
-        <w:t>Xiaoluo</w:t>
-      </w:r>
-      <w:proofErr w:type="spellEnd"/>
-      <w:r>
-        <w:rPr>
-          <w:rFonts w:ascii="Noto Serif SC" w:eastAsia="Noto Serif SC" w:hAnsi="Noto Serif SC" w:cs="Noto Serif"/>
-          <w:sz w:val="20"/>
-          <w:szCs w:val="20"/>
-        </w:rPr>
-        <w:t xml:space="preserve">), </w:t>
-      </w:r>
-      <w:r>
-        <w:rPr>
-          <w:rFonts w:ascii="Noto Serif SC" w:eastAsia="Noto Serif SC" w:hAnsi="Noto Serif SC" w:cs="Noto Serif" w:hint="eastAsia"/>
-          <w:sz w:val="20"/>
-          <w:szCs w:val="20"/>
-        </w:rPr>
-        <w:t>中国大钹</w:t>
-      </w:r>
-      <w:r>
-        <w:rPr>
-          <w:rFonts w:ascii="Noto Serif SC" w:eastAsia="Noto Serif SC" w:hAnsi="Noto Serif SC" w:cs="Noto Serif"/>
-          <w:sz w:val="20"/>
-          <w:szCs w:val="20"/>
-        </w:rPr>
-        <w:t xml:space="preserve"> (</w:t>
-      </w:r>
-      <w:proofErr w:type="spellStart"/>
-      <w:r>
-        <w:rPr>
-          <w:rFonts w:ascii="Noto Serif SC" w:eastAsia="Noto Serif SC" w:hAnsi="Noto Serif SC" w:cs="Noto Serif"/>
-          <w:sz w:val="20"/>
-          <w:szCs w:val="20"/>
-        </w:rPr>
-        <w:t>Daluo</w:t>
-      </w:r>
-      <w:proofErr w:type="spellEnd"/>
-      <w:r>
-        <w:rPr>
-          <w:rFonts w:ascii="Noto Serif SC" w:eastAsia="Noto Serif SC" w:hAnsi="Noto Serif SC" w:cs="Noto Serif"/>
-          <w:sz w:val="20"/>
-          <w:szCs w:val="20"/>
-        </w:rPr>
-        <w:t xml:space="preserve">), </w:t>
-      </w:r>
-      <w:r>
-        <w:rPr>
-          <w:rFonts w:ascii="Noto Serif SC" w:eastAsia="Noto Serif SC" w:hAnsi="Noto Serif SC" w:cs="Noto Serif" w:hint="eastAsia"/>
-          <w:sz w:val="20"/>
-          <w:szCs w:val="20"/>
-        </w:rPr>
-        <w:t>西洋对镲</w:t>
-      </w:r>
-      <w:r>
-        <w:rPr>
-          <w:rFonts w:ascii="Noto Serif SC" w:eastAsia="Noto Serif SC" w:hAnsi="Noto Serif SC" w:cs="Noto Serif"/>
-          <w:sz w:val="20"/>
-          <w:szCs w:val="20"/>
-        </w:rPr>
-        <w:t xml:space="preserve"> (Crash Cymbals)</w:t>
-      </w:r>
-    </w:p>
-    <w:p>
-      <w:pPr>
-        <w:rPr>
-          <w:rFonts w:ascii="Noto Serif SC" w:eastAsia="Noto Serif SC" w:hAnsi="Noto Serif SC" w:cs="Noto Serif"/>
-          <w:sz w:val="24"/>
-          <w:szCs w:val="24"/>
-          <w:lang w:val="en-US"/>
-        </w:rPr>
-      </w:pPr>
-    </w:p>
-    <w:p>
-      <w:pPr>
-        <w:rPr>
-          <w:rFonts w:ascii="Noto Serif SC" w:eastAsia="Noto Serif SC" w:hAnsi="Noto Serif SC" w:cs="Noto Serif"/>
-          <w:sz w:val="24"/>
-          <w:szCs w:val="24"/>
-          <w:lang w:val="en-US"/>
-        </w:rPr>
-      </w:pPr>
-      <w:r>
-        <w:rPr>
-          <w:rFonts w:ascii="Noto Serif SC" w:eastAsia="Noto Serif SC" w:hAnsi="Noto Serif SC" w:cs="Noto Serif" w:hint="eastAsia"/>
-          <w:sz w:val="24"/>
-          <w:szCs w:val="24"/>
-          <w:lang w:val="en-US"/>
-        </w:rPr>
-        <w:t>高胡</w:t>
-      </w:r>
-      <w:r>
-        <w:rPr>
-          <w:rFonts w:ascii="Noto Serif SC" w:eastAsia="Noto Serif SC" w:hAnsi="Noto Serif SC" w:cs="Noto Serif"/>
-          <w:sz w:val="24"/>
-          <w:szCs w:val="24"/>
-          <w:lang w:val="en-US"/>
-        </w:rPr>
-        <w:t xml:space="preserve"> (Gaohu)</w:t>
-      </w:r>
-    </w:p>
-    <w:p>
-      <w:pPr>
-        <w:rPr>
-          <w:rFonts w:ascii="Noto Serif SC" w:eastAsia="Noto Serif SC" w:hAnsi="Noto Serif SC" w:cs="Noto Serif"/>
-          <w:sz w:val="24"/>
-          <w:szCs w:val="24"/>
-          <w:lang w:val="en-US"/>
-        </w:rPr>
-      </w:pPr>
-      <w:r>
-        <w:rPr>
-          <w:rFonts w:ascii="Noto Serif SC" w:eastAsia="Noto Serif SC" w:hAnsi="Noto Serif SC" w:cs="Noto Serif" w:hint="eastAsia"/>
-          <w:sz w:val="24"/>
-          <w:szCs w:val="24"/>
-          <w:lang w:val="en-US"/>
-        </w:rPr>
-        <w:t>二胡</w:t>
-      </w:r>
-      <w:r>
-        <w:rPr>
-          <w:rFonts w:ascii="Noto Serif SC" w:eastAsia="Noto Serif SC" w:hAnsi="Noto Serif SC" w:cs="Noto Serif"/>
-          <w:sz w:val="24"/>
-          <w:szCs w:val="24"/>
-          <w:lang w:val="en-US"/>
-        </w:rPr>
-        <w:t xml:space="preserve"> (Erhu)</w:t>
-      </w:r>
-    </w:p>
-    <w:p>
-      <w:pPr>
-        <w:rPr>
-          <w:rFonts w:ascii="Noto Serif SC" w:eastAsia="Noto Serif SC" w:hAnsi="Noto Serif SC" w:cs="Noto Serif"/>
-          <w:sz w:val="24"/>
-          <w:szCs w:val="24"/>
-          <w:lang w:val="en-US"/>
-        </w:rPr>
-      </w:pPr>
-      <w:r>
-        <w:rPr>
-          <w:rFonts w:ascii="Noto Serif SC" w:eastAsia="Noto Serif SC" w:hAnsi="Noto Serif SC" w:cs="Noto Serif" w:hint="eastAsia"/>
-          <w:sz w:val="24"/>
-          <w:szCs w:val="24"/>
-          <w:lang w:val="en-US"/>
-        </w:rPr>
-        <w:t>中胡</w:t>
-      </w:r>
-      <w:r>
-        <w:rPr>
-          <w:rFonts w:ascii="Noto Serif SC" w:eastAsia="Noto Serif SC" w:hAnsi="Noto Serif SC" w:cs="Noto Serif"/>
-          <w:sz w:val="24"/>
-          <w:szCs w:val="24"/>
-          <w:lang w:val="en-US"/>
-        </w:rPr>
-        <w:t xml:space="preserve"> (Zhonghu)</w:t>
-      </w:r>
-    </w:p>
-    <w:p>
-      <w:pPr>
-        <w:rPr>
-          <w:rFonts w:ascii="Noto Serif SC" w:eastAsia="Noto Serif SC" w:hAnsi="Noto Serif SC" w:cs="Noto Serif"/>
-          <w:sz w:val="24"/>
-          <w:szCs w:val="24"/>
-          <w:lang w:val="en-US"/>
-        </w:rPr>
-      </w:pPr>
-      <w:r>
-        <w:rPr>
-          <w:rFonts w:ascii="Noto Serif SC" w:eastAsia="Noto Serif SC" w:hAnsi="Noto Serif SC" w:cs="Noto Serif" w:hint="eastAsia"/>
-          <w:sz w:val="24"/>
-          <w:szCs w:val="24"/>
-          <w:lang w:val="en-US"/>
-        </w:rPr>
-        <w:t>大提琴</w:t>
-      </w:r>
-      <w:r>
-        <w:rPr>
-          <w:rFonts w:ascii="Noto Serif SC" w:eastAsia="Noto Serif SC" w:hAnsi="Noto Serif SC" w:cs="Noto Serif"/>
-          <w:sz w:val="24"/>
-          <w:szCs w:val="24"/>
-          <w:lang w:val="en-US"/>
-        </w:rPr>
-        <w:t xml:space="preserve"> (Violoncello)</w:t>
-      </w:r>
-    </w:p>
-    <w:p>
-      <w:pPr>
-        <w:rPr>
-          <w:rFonts w:ascii="Noto Serif SC" w:eastAsia="Noto Serif SC" w:hAnsi="Noto Serif SC" w:cs="Noto Serif"/>
-          <w:sz w:val="24"/>
-          <w:szCs w:val="24"/>
-          <w:lang w:val="en-US"/>
-        </w:rPr>
-      </w:pPr>
-      <w:r>
-        <w:rPr>
-          <w:rFonts w:ascii="Noto Serif SC" w:eastAsia="Noto Serif SC" w:hAnsi="Noto Serif SC" w:cs="Noto Serif" w:hint="eastAsia"/>
-          <w:sz w:val="24"/>
-          <w:szCs w:val="24"/>
-          <w:lang w:val="en-US"/>
-        </w:rPr>
-        <w:t>低音提琴</w:t>
-      </w:r>
-      <w:r>
-        <w:rPr>
-          <w:rFonts w:ascii="Noto Serif SC" w:eastAsia="Noto Serif SC" w:hAnsi="Noto Serif SC" w:cs="Noto Serif"/>
-          <w:sz w:val="24"/>
-          <w:szCs w:val="24"/>
-          <w:lang w:val="en-US"/>
-        </w:rPr>
-        <w:t xml:space="preserve"> (Contrabass)</w:t>
-      </w:r>
-    </w:p>
-    <w:p>
-      <w:pPr>
-        <w:rPr>
-          <w:rFonts w:ascii="Noto Serif SC" w:eastAsia="Noto Serif SC" w:hAnsi="Noto Serif SC" w:cs="Noto Serif"/>
-          <w:lang w:val="en-US"/>
-        </w:rPr>
-      </w:pPr>
-    </w:p>
-    <w:p>
-      <w:pPr>
-        <w:rPr>
-          <w:rFonts w:ascii="Noto Serif SC" w:eastAsia="Noto Serif SC" w:hAnsi="Noto Serif SC" w:cs="Noto Serif"/>
-          <w:lang w:val="en-US"/>
-        </w:rPr>
-      </w:pPr>
-    </w:p>
-    <w:p>
-      <w:pPr>
-        <w:rPr>
-          <w:rFonts w:ascii="Noto Serif SC" w:eastAsia="Noto Serif SC" w:hAnsi="Noto Serif SC" w:cs="Noto Serif"/>
-          <w:lang w:val="en-US"/>
-        </w:rPr>
-      </w:pPr>
-    </w:p>
-    <w:p>
-      <w:pPr>
-        <w:rPr>
-          <w:rFonts w:ascii="Noto Serif SC" w:eastAsia="Noto Serif SC" w:hAnsi="Noto Serif SC" w:cs="Noto Serif"/>
-          <w:lang w:val="en-US"/>
-        </w:rPr>
-      </w:pPr>
-    </w:p>
-    <w:p>
-      <w:pPr>
-        <w:rPr>
-          <w:rFonts w:ascii="Noto Serif SC" w:eastAsia="Noto Serif SC" w:hAnsi="Noto Serif SC" w:cs="Noto Serif"/>
-          <w:lang w:val="en-US"/>
-        </w:rPr>
-      </w:pPr>
-    </w:p>
-    <w:p>
-      <w:pPr>
-        <w:rPr>
-          <w:rFonts w:ascii="Noto Serif SC" w:eastAsia="Noto Serif SC" w:hAnsi="Noto Serif SC" w:cs="Noto Serif"/>
-          <w:lang w:val="en-US"/>
-        </w:rPr>
-      </w:pPr>
-    </w:p>
-    <w:p>
-      <w:pPr>
-        <w:rPr>
-          <w:rFonts w:ascii="Noto Serif SC" w:eastAsia="Noto Serif SC" w:hAnsi="Noto Serif SC" w:cs="Noto Serif"/>
-          <w:lang w:val="en-US"/>
-        </w:rPr>
-      </w:pPr>
-    </w:p>
-    <w:p>
-      <w:pPr>
-        <w:rPr>
-          <w:rFonts w:ascii="Noto Serif SC" w:eastAsia="Noto Serif SC" w:hAnsi="Noto Serif SC" w:cs="Noto Serif"/>
-          <w:lang w:val="en-US"/>
-        </w:rPr>
-      </w:pPr>
-    </w:p>
-    <w:p>
-      <w:pPr>
-        <w:rPr>
-          <w:rFonts w:ascii="Noto Serif SC" w:eastAsia="Noto Serif SC" w:hAnsi="Noto Serif SC" w:cs="Noto Serif"/>
-          <w:lang w:val="en-US"/>
-        </w:rPr>
-      </w:pPr>
-    </w:p>
-    <w:p>
-      <w:pPr>
-        <w:rPr>
-          <w:rFonts w:ascii="Noto Serif SC" w:eastAsia="Noto Serif SC" w:hAnsi="Noto Serif SC" w:cs="Noto Serif"/>
-          <w:lang w:val="en-US"/>
-        </w:rPr>
-      </w:pPr>
-    </w:p>
-    <w:p>
-      <w:pPr>
-        <w:rPr>
-          <w:rFonts w:ascii="Noto Serif SC" w:eastAsia="Noto Serif SC" w:hAnsi="Noto Serif SC" w:cs="Noto Serif"/>
-          <w:bCs/>
-          <w:sz w:val="28"/>
-          <w:szCs w:val="28"/>
-        </w:rPr>
-      </w:pPr>
-    </w:p>
-    <w:p>
-      <w:pPr>
-        <w:rPr>
-          <w:rFonts w:ascii="Noto Serif SC" w:eastAsia="Noto Serif SC" w:hAnsi="Noto Serif SC" w:cs="Noto Serif"/>
-          <w:bCs/>
-          <w:sz w:val="28"/>
-          <w:szCs w:val="28"/>
-        </w:rPr>
-      </w:pPr>
-    </w:p>
-    <w:p>
-      <w:pPr>
-        <w:rPr>
-          <w:rFonts w:ascii="Noto Serif SC" w:eastAsia="Noto Serif SC" w:hAnsi="Noto Serif SC" w:cs="Noto Serif"/>
-          <w:bCs/>
-          <w:sz w:val="28"/>
-          <w:szCs w:val="28"/>
-        </w:rPr>
-      </w:pPr>
-    </w:p>
-    <w:p>
-      <w:pPr>
-        <w:rPr>
-          <w:rFonts w:ascii="Noto Serif SC" w:eastAsia="Noto Serif SC" w:hAnsi="Noto Serif SC" w:cs="Noto Serif"/>
-          <w:b/>
           <w:sz w:val="32"/>
           <w:szCs w:val="40"/>
           <w:lang w:val="en-US"/>
         </w:rPr>
       </w:pPr>
+      <w:r>
+        <w:rPr>
+          <w:rFonts w:ascii="Noto Serif SC" w:eastAsia="Noto Serif SC" w:hAnsi="Noto Serif SC" w:cs="Noto Serif"/>
+          <w:sz w:val="24"/>
+          <w:szCs w:val="24"/>
+        </w:rPr>
+        <w:t>Singapore</w:t>
+      </w:r>
+      <w:r>
+        <w:rPr>
+          <w:rFonts w:ascii="Noto Serif" w:eastAsia="Noto Serif SC" w:hAnsi="Noto Serif" w:cs="Noto Serif"/>
+          <w:sz w:val="24"/>
+          <w:szCs w:val="24"/>
+        </w:rPr>
+        <w:t>’</w:t>
+      </w:r>
+      <w:r>
+        <w:rPr>
+          <w:rFonts w:ascii="Noto Serif SC" w:eastAsia="Noto Serif SC" w:hAnsi="Noto Serif SC" w:cs="Noto Serif"/>
+          <w:sz w:val="24"/>
+          <w:szCs w:val="24"/>
+        </w:rPr>
+        <w:t>s multi-racial culture left a deep impression on the composer. Born in the southern part of Fujian province but brought up in the Shanghai metropolis, the composer was strongly attracted and took a special liking to Singapore</w:t>
+      </w:r>
+      <w:r>
+        <w:rPr>
+          <w:rFonts w:ascii="Noto Serif" w:eastAsia="Noto Serif SC" w:hAnsi="Noto Serif" w:cs="Noto Serif"/>
+          <w:sz w:val="24"/>
+          <w:szCs w:val="24"/>
+        </w:rPr>
+        <w:t>’</w:t>
+      </w:r>
+      <w:r>
+        <w:rPr>
+          <w:rFonts w:ascii="Noto Serif SC" w:eastAsia="Noto Serif SC" w:hAnsi="Noto Serif SC" w:cs="Noto Serif"/>
+          <w:sz w:val="24"/>
+          <w:szCs w:val="24"/>
+        </w:rPr>
+        <w:t>s rich flavour of a modern metropolis with an eastern China</w:t>
+      </w:r>
+      <w:r>
+        <w:rPr>
+          <w:rFonts w:ascii="Noto Serif" w:eastAsia="Noto Serif SC" w:hAnsi="Noto Serif" w:cs="Noto Serif"/>
+          <w:sz w:val="24"/>
+          <w:szCs w:val="24"/>
+        </w:rPr>
+        <w:t>’</w:t>
+      </w:r>
+      <w:r>
+        <w:rPr>
+          <w:rFonts w:ascii="Noto Serif SC" w:eastAsia="Noto Serif SC" w:hAnsi="Noto Serif SC" w:cs="Noto Serif"/>
+          <w:sz w:val="24"/>
+          <w:szCs w:val="24"/>
+        </w:rPr>
+        <w:t>s cultural atmosphere. The composition emphasises the vibrant, elegant and bustling city life and describes the charms of Nanyang. It depicts scenes of its rich and diverse sentiments, integrated with aspects of traditional Chinese culture. The composer adopts an array of composition techniques with a combination of elements from various influences, including the southern Chinese, western modern, classical and romantic music to reflect the diversity and inner spirit of Singapore. This piece won the First Prize at the Singapore International Competition for Chinese Orchestral Composition</w:t>
+      </w:r>
     </w:p>
     <w:sectPr>
       <w:pgSz w:w="16840" w:h="23820"/>
